--- a/docs/deployment-guide.docx
+++ b/docs/deployment-guide.docx
@@ -5,13 +5,13 @@
     <w:p>
       <w:pPr>
         <w:pStyle w:val="Heading1"/>
-        <w:spacing w:before="240" w:after="120"/>
+        <w:spacing w:before="320" w:after="160"/>
       </w:pPr>
       <w:r>
         <w:rPr>
-          <w:rFonts w:ascii="Times New Roman" w:hAnsi="Times New Roman"/>
+          <w:rFonts w:ascii="Segoe UI" w:hAnsi="Segoe UI"/>
           <w:b/>
-          <w:color w:val="0F172A"/>
+          <w:color w:val="1E3A8A"/>
           <w:sz w:val="36"/>
         </w:rPr>
         <w:t>HƯỚNG DẪN TRIỂN KHAI VÀ VẬN HÀNH (DEPLOYMENT &amp; RUN GUIDE)</w:t>
@@ -19,85 +19,76 @@
     </w:p>
     <w:p>
       <w:pPr>
-        <w:spacing w:after="100" w:before="0" w:line="276" w:lineRule="auto"/>
+        <w:spacing w:before="40" w:after="80" w:line="288" w:lineRule="auto"/>
       </w:pPr>
       <w:r>
         <w:rPr>
-          <w:rFonts w:ascii="Times New Roman" w:hAnsi="Times New Roman"/>
           <w:b/>
-          <w:sz w:val="22"/>
         </w:rPr>
         <w:t>Dự án:</w:t>
       </w:r>
       <w:r>
         <w:rPr>
-          <w:rFonts w:ascii="Times New Roman" w:hAnsi="Times New Roman"/>
-          <w:sz w:val="22"/>
+          <w:rFonts w:ascii="Segoe UI" w:hAnsi="Segoe UI"/>
+          <w:sz w:val="21"/>
         </w:rPr>
-        <w:t xml:space="preserve"> Student Freelance &amp; Part-time Job Marketplace  </w:t>
+        <w:t xml:space="preserve"> Student Freelance &amp; Part-time Job Marketplace</w:t>
       </w:r>
     </w:p>
     <w:p>
       <w:pPr>
-        <w:spacing w:after="100" w:before="0" w:line="276" w:lineRule="auto"/>
+        <w:spacing w:before="40" w:after="80" w:line="288" w:lineRule="auto"/>
       </w:pPr>
       <w:r>
         <w:rPr>
-          <w:rFonts w:ascii="Times New Roman" w:hAnsi="Times New Roman"/>
           <w:b/>
-          <w:sz w:val="22"/>
         </w:rPr>
         <w:t>Nhóm thực hiện:</w:t>
       </w:r>
       <w:r>
         <w:rPr>
-          <w:rFonts w:ascii="Times New Roman" w:hAnsi="Times New Roman"/>
-          <w:sz w:val="22"/>
+          <w:rFonts w:ascii="Segoe UI" w:hAnsi="Segoe UI"/>
+          <w:sz w:val="21"/>
         </w:rPr>
-        <w:t xml:space="preserve"> Nhóm 8 (261_71ITGR40303_04) — Chuyên đề tốt nghiệp 2  </w:t>
+        <w:t xml:space="preserve"> Nhóm 8 (261_71ITGR40303_04) — Chuyên đề tốt nghiệp 2</w:t>
       </w:r>
     </w:p>
     <w:p>
       <w:pPr>
-        <w:spacing w:after="100" w:before="0" w:line="276" w:lineRule="auto"/>
+        <w:spacing w:before="40" w:after="80" w:line="288" w:lineRule="auto"/>
       </w:pPr>
       <w:r>
         <w:rPr>
-          <w:rFonts w:ascii="Times New Roman" w:hAnsi="Times New Roman"/>
           <w:b/>
-          <w:sz w:val="22"/>
         </w:rPr>
         <w:t>Phiên bản:</w:t>
       </w:r>
       <w:r>
         <w:rPr>
-          <w:rFonts w:ascii="Times New Roman" w:hAnsi="Times New Roman"/>
-          <w:sz w:val="22"/>
+          <w:rFonts w:ascii="Segoe UI" w:hAnsi="Segoe UI"/>
+          <w:sz w:val="21"/>
         </w:rPr>
-        <w:t xml:space="preserve"> v1.2  </w:t>
+        <w:t xml:space="preserve"> v1.2</w:t>
       </w:r>
     </w:p>
     <w:p>
       <w:pPr>
-        <w:spacing w:after="120" w:before="120"/>
+        <w:spacing w:before="120" w:after="120"/>
+        <w:pBdr>
+          <w:bottom w:val="single" w:sz="12" w:space="1" w:color="CBD5E1"/>
+        </w:pBdr>
       </w:pPr>
-      <w:r>
-        <w:rPr>
-          <w:color w:val="C8CDD7"/>
-        </w:rPr>
-        <w:t>—————————————————————————————————————————————</w:t>
-      </w:r>
     </w:p>
     <w:p>
       <w:pPr>
         <w:pStyle w:val="Heading2"/>
-        <w:spacing w:before="200" w:after="80"/>
+        <w:spacing w:before="280" w:after="120"/>
       </w:pPr>
       <w:r>
         <w:rPr>
-          <w:rFonts w:ascii="Times New Roman" w:hAnsi="Times New Roman"/>
+          <w:rFonts w:ascii="Segoe UI" w:hAnsi="Segoe UI"/>
           <w:b/>
-          <w:color w:val="1E3A8A"/>
+          <w:color w:val="4F46E5"/>
           <w:sz w:val="28"/>
         </w:rPr>
         <w:t>1. YÊU CẦU MÔI TRƯỜNG (PREREQUISITES)</w:t>
@@ -105,12 +96,12 @@
     </w:p>
     <w:p>
       <w:pPr>
-        <w:spacing w:after="100" w:before="0" w:line="276" w:lineRule="auto"/>
+        <w:spacing w:before="40" w:after="80" w:line="288" w:lineRule="auto"/>
       </w:pPr>
       <w:r>
         <w:rPr>
-          <w:rFonts w:ascii="Times New Roman" w:hAnsi="Times New Roman"/>
-          <w:sz w:val="22"/>
+          <w:rFonts w:ascii="Segoe UI" w:hAnsi="Segoe UI"/>
+          <w:sz w:val="21"/>
         </w:rPr>
         <w:t>Tùy theo phương án chạy, máy tính cần đáp ứng một trong các điều kiện sau:</w:t>
       </w:r>
@@ -118,20 +109,18 @@
     <w:p>
       <w:pPr>
         <w:pStyle w:val="ListBullet"/>
-        <w:spacing w:after="60" w:before="0"/>
+        <w:spacing w:before="40" w:after="40" w:line="276" w:lineRule="auto"/>
       </w:pPr>
       <w:r>
         <w:rPr>
-          <w:rFonts w:ascii="Times New Roman" w:hAnsi="Times New Roman"/>
           <w:b/>
-          <w:sz w:val="22"/>
         </w:rPr>
         <w:t>Phương án Docker:</w:t>
       </w:r>
       <w:r>
         <w:rPr>
-          <w:rFonts w:ascii="Times New Roman" w:hAnsi="Times New Roman"/>
-          <w:sz w:val="22"/>
+          <w:rFonts w:ascii="Segoe UI" w:hAnsi="Segoe UI"/>
+          <w:sz w:val="20"/>
         </w:rPr>
         <w:t xml:space="preserve"> Đã cài đặt Docker Desktop (hoặc Docker Engine &gt;= 24.x + Docker Compose &gt;= 2.20).</w:t>
       </w:r>
@@ -139,74 +128,110 @@
     <w:p>
       <w:pPr>
         <w:pStyle w:val="ListBullet"/>
-        <w:spacing w:after="60" w:before="0"/>
+        <w:spacing w:before="40" w:after="40" w:line="276" w:lineRule="auto"/>
       </w:pPr>
       <w:r>
         <w:rPr>
-          <w:rFonts w:ascii="Times New Roman" w:hAnsi="Times New Roman"/>
           <w:b/>
-          <w:sz w:val="22"/>
         </w:rPr>
         <w:t>Phương án Cục bộ (Local):</w:t>
       </w:r>
     </w:p>
     <w:p>
       <w:pPr>
-        <w:spacing w:after="100" w:before="0" w:line="276" w:lineRule="auto"/>
+        <w:spacing w:before="40" w:after="80" w:line="288" w:lineRule="auto"/>
       </w:pPr>
       <w:r>
         <w:rPr>
-          <w:rFonts w:ascii="Times New Roman" w:hAnsi="Times New Roman"/>
-          <w:sz w:val="22"/>
+          <w:rFonts w:ascii="Segoe UI" w:hAnsi="Segoe UI"/>
+          <w:sz w:val="21"/>
         </w:rPr>
         <w:t xml:space="preserve">  - Java JDK &gt;= 17 (khuyến nghị JDK 17 hoặc 21).</w:t>
       </w:r>
     </w:p>
     <w:p>
       <w:pPr>
-        <w:spacing w:after="100" w:before="0" w:line="276" w:lineRule="auto"/>
+        <w:spacing w:before="40" w:after="80" w:line="288" w:lineRule="auto"/>
       </w:pPr>
       <w:r>
         <w:rPr>
-          <w:rFonts w:ascii="Times New Roman" w:hAnsi="Times New Roman"/>
-          <w:sz w:val="22"/>
+          <w:rFonts w:ascii="Segoe UI" w:hAnsi="Segoe UI"/>
+          <w:sz w:val="21"/>
         </w:rPr>
         <w:t xml:space="preserve">  - Node.js &gt;= 18.x và npm.</w:t>
       </w:r>
     </w:p>
     <w:p>
       <w:pPr>
-        <w:spacing w:after="100" w:before="0" w:line="276" w:lineRule="auto"/>
+        <w:spacing w:before="40" w:after="80" w:line="288" w:lineRule="auto"/>
       </w:pPr>
       <w:r>
         <w:rPr>
-          <w:rFonts w:ascii="Times New Roman" w:hAnsi="Times New Roman"/>
-          <w:sz w:val="22"/>
+          <w:rFonts w:ascii="Segoe UI" w:hAnsi="Segoe UI"/>
+          <w:sz w:val="21"/>
         </w:rPr>
-        <w:t xml:space="preserve">  - PostgreSQL &gt;= 15.x (hoặc hệ thống sẽ tự động dùng H2 In-Memory nếu chưa cài PostgreSQL).</w:t>
+        <w:t xml:space="preserve">  - Cơ sở dữ liệu: </w:t>
+      </w:r>
+      <w:r>
+        <w:rPr>
+          <w:b/>
+        </w:rPr>
+        <w:t>MySQL &gt;= 8.x</w:t>
+      </w:r>
+      <w:r>
+        <w:rPr>
+          <w:rFonts w:ascii="Segoe UI" w:hAnsi="Segoe UI"/>
+          <w:sz w:val="21"/>
+        </w:rPr>
+        <w:t xml:space="preserve"> (Port 3306) hoặc </w:t>
+      </w:r>
+      <w:r>
+        <w:rPr>
+          <w:b/>
+        </w:rPr>
+        <w:t>PostgreSQL &gt;= 15.x/18.x</w:t>
+      </w:r>
+      <w:r>
+        <w:rPr>
+          <w:rFonts w:ascii="Segoe UI" w:hAnsi="Segoe UI"/>
+          <w:sz w:val="21"/>
+        </w:rPr>
+        <w:t xml:space="preserve"> (Port 5433/5432) với mật khẩu chuẩn hóa </w:t>
+      </w:r>
+      <w:r>
+        <w:rPr>
+          <w:rFonts w:ascii="Consolas" w:hAnsi="Consolas"/>
+          <w:color w:val="B42828"/>
+          <w:sz w:val="19"/>
+        </w:rPr>
+        <w:t>12345</w:t>
+      </w:r>
+      <w:r>
+        <w:rPr>
+          <w:rFonts w:ascii="Segoe UI" w:hAnsi="Segoe UI"/>
+          <w:sz w:val="21"/>
+        </w:rPr>
+        <w:t>.</w:t>
       </w:r>
     </w:p>
     <w:p>
       <w:pPr>
-        <w:spacing w:after="120" w:before="120"/>
+        <w:spacing w:before="120" w:after="120"/>
+        <w:pBdr>
+          <w:bottom w:val="single" w:sz="12" w:space="1" w:color="CBD5E1"/>
+        </w:pBdr>
       </w:pPr>
-      <w:r>
-        <w:rPr>
-          <w:color w:val="C8CDD7"/>
-        </w:rPr>
-        <w:t>—————————————————————————————————————————————</w:t>
-      </w:r>
     </w:p>
     <w:p>
       <w:pPr>
         <w:pStyle w:val="Heading2"/>
-        <w:spacing w:before="200" w:after="80"/>
+        <w:spacing w:before="280" w:after="120"/>
       </w:pPr>
       <w:r>
         <w:rPr>
-          <w:rFonts w:ascii="Times New Roman" w:hAnsi="Times New Roman"/>
+          <w:rFonts w:ascii="Segoe UI" w:hAnsi="Segoe UI"/>
           <w:b/>
-          <w:color w:val="1E3A8A"/>
+          <w:color w:val="4F46E5"/>
           <w:sz w:val="28"/>
         </w:rPr>
         <w:t>2. CÁC PHƯƠNG ÁN KHỞI CHẠY HỆ THỐNG</w:t>
@@ -215,231 +240,223 @@
     <w:p>
       <w:pPr>
         <w:pStyle w:val="Heading3"/>
-        <w:spacing w:before="160" w:after="60"/>
+        <w:spacing w:before="200" w:after="80"/>
       </w:pPr>
       <w:r>
         <w:rPr>
-          <w:rFonts w:ascii="Times New Roman" w:hAnsi="Times New Roman"/>
+          <w:rFonts w:ascii="Segoe UI" w:hAnsi="Segoe UI"/>
           <w:b/>
-          <w:color w:val="334155"/>
+          <w:color w:val="0F172A"/>
           <w:sz w:val="24"/>
         </w:rPr>
-        <w:t xml:space="preserve">Phương án 1: Khởi chạy 1-Click bằng </w:t>
+        <w:t>Phương án 1: Khởi chạy 1-Click bằng file Batch (Khuyên dùng cho Windows)</w:t>
+      </w:r>
+    </w:p>
+    <w:p>
+      <w:pPr>
+        <w:spacing w:before="40" w:after="80" w:line="288" w:lineRule="auto"/>
+      </w:pPr>
+      <w:r>
+        <w:rPr>
+          <w:rFonts w:ascii="Segoe UI" w:hAnsi="Segoe UI"/>
+          <w:sz w:val="21"/>
+        </w:rPr>
+        <w:t>Hệ thống cung cấp sẵn các kịch bản 1-click chuyên biệt cho từng loại cơ sở dữ liệu:</w:t>
+      </w:r>
+    </w:p>
+    <w:p>
+      <w:pPr>
+        <w:spacing w:before="40" w:after="40" w:line="276" w:lineRule="auto"/>
+        <w:ind w:left="360"/>
+      </w:pPr>
+      <w:r>
+        <w:rPr>
+          <w:rFonts w:ascii="Segoe UI" w:hAnsi="Segoe UI"/>
+          <w:sz w:val="20"/>
+        </w:rPr>
+        <w:t xml:space="preserve">1. </w:t>
       </w:r>
       <w:r>
         <w:rPr>
-          <w:rFonts w:ascii="Times New Roman" w:hAnsi="Times New Roman"/>
           <w:b/>
-          <w:color w:val="334155"/>
-          <w:sz w:val="24"/>
+        </w:rPr>
+        <w:t>Chạy với MySQL:</w:t>
+      </w:r>
+      <w:r>
+        <w:rPr>
+          <w:rFonts w:ascii="Segoe UI" w:hAnsi="Segoe UI"/>
+          <w:sz w:val="20"/>
+        </w:rPr>
+        <w:t xml:space="preserve"> Nhấp đúp vào </w:t>
+      </w:r>
+      <w:r>
+        <w:rPr>
+          <w:rFonts w:ascii="Consolas" w:hAnsi="Consolas"/>
+          <w:color w:val="B42828"/>
+          <w:sz w:val="19"/>
+        </w:rPr>
+        <w:t>run-mysql.bat</w:t>
+      </w:r>
+      <w:r>
+        <w:rPr>
+          <w:rFonts w:ascii="Segoe UI" w:hAnsi="Segoe UI"/>
+          <w:sz w:val="20"/>
+        </w:rPr>
+        <w:t xml:space="preserve">. Hệ thống kết nối MySQL port 3306 (user </w:t>
+      </w:r>
+      <w:r>
+        <w:rPr>
+          <w:rFonts w:ascii="Consolas" w:hAnsi="Consolas"/>
+          <w:color w:val="B42828"/>
+          <w:sz w:val="19"/>
+        </w:rPr>
+        <w:t>root</w:t>
+      </w:r>
+      <w:r>
+        <w:rPr>
+          <w:rFonts w:ascii="Segoe UI" w:hAnsi="Segoe UI"/>
+          <w:sz w:val="20"/>
+        </w:rPr>
+        <w:t xml:space="preserve">, pass </w:t>
+      </w:r>
+      <w:r>
+        <w:rPr>
+          <w:rFonts w:ascii="Consolas" w:hAnsi="Consolas"/>
+          <w:color w:val="B42828"/>
+          <w:sz w:val="19"/>
+        </w:rPr>
+        <w:t>12345</w:t>
+      </w:r>
+      <w:r>
+        <w:rPr>
+          <w:rFonts w:ascii="Segoe UI" w:hAnsi="Segoe UI"/>
+          <w:sz w:val="20"/>
+        </w:rPr>
+        <w:t>), nạp 1.450+ việc làm và tự bật trình duyệt web.</w:t>
+      </w:r>
+    </w:p>
+    <w:p>
+      <w:pPr>
+        <w:spacing w:before="40" w:after="40" w:line="276" w:lineRule="auto"/>
+        <w:ind w:left="360"/>
+      </w:pPr>
+      <w:r>
+        <w:rPr>
+          <w:rFonts w:ascii="Segoe UI" w:hAnsi="Segoe UI"/>
+          <w:sz w:val="20"/>
+        </w:rPr>
+        <w:t xml:space="preserve">2. </w:t>
+      </w:r>
+      <w:r>
+        <w:rPr>
+          <w:b/>
+        </w:rPr>
+        <w:t>Chạy với PostgreSQL:</w:t>
+      </w:r>
+      <w:r>
+        <w:rPr>
+          <w:rFonts w:ascii="Segoe UI" w:hAnsi="Segoe UI"/>
+          <w:sz w:val="20"/>
+        </w:rPr>
+        <w:t xml:space="preserve"> Nhấp đúp vào </w:t>
+      </w:r>
+      <w:r>
+        <w:rPr>
+          <w:rFonts w:ascii="Consolas" w:hAnsi="Consolas"/>
+          <w:color w:val="B42828"/>
+          <w:sz w:val="19"/>
+        </w:rPr>
+        <w:t>run-postgres.bat</w:t>
+      </w:r>
+      <w:r>
+        <w:rPr>
+          <w:rFonts w:ascii="Segoe UI" w:hAnsi="Segoe UI"/>
+          <w:sz w:val="20"/>
+        </w:rPr>
+        <w:t xml:space="preserve">. Hệ thống kết nối PostgreSQL port 5433 (user </w:t>
+      </w:r>
+      <w:r>
+        <w:rPr>
+          <w:rFonts w:ascii="Consolas" w:hAnsi="Consolas"/>
+          <w:color w:val="B42828"/>
+          <w:sz w:val="19"/>
+        </w:rPr>
+        <w:t>postgres</w:t>
+      </w:r>
+      <w:r>
+        <w:rPr>
+          <w:rFonts w:ascii="Segoe UI" w:hAnsi="Segoe UI"/>
+          <w:sz w:val="20"/>
+        </w:rPr>
+        <w:t xml:space="preserve">, pass </w:t>
+      </w:r>
+      <w:r>
+        <w:rPr>
+          <w:rFonts w:ascii="Consolas" w:hAnsi="Consolas"/>
+          <w:color w:val="B42828"/>
+          <w:sz w:val="19"/>
+        </w:rPr>
+        <w:t>12345</w:t>
+      </w:r>
+      <w:r>
+        <w:rPr>
+          <w:rFonts w:ascii="Segoe UI" w:hAnsi="Segoe UI"/>
+          <w:sz w:val="20"/>
+        </w:rPr>
+        <w:t>), nạp 1.450+ việc làm và tự bật trình duyệt web.</w:t>
+      </w:r>
+    </w:p>
+    <w:p>
+      <w:pPr>
+        <w:spacing w:before="40" w:after="40" w:line="276" w:lineRule="auto"/>
+        <w:ind w:left="360"/>
+      </w:pPr>
+      <w:r>
+        <w:rPr>
+          <w:rFonts w:ascii="Segoe UI" w:hAnsi="Segoe UI"/>
+          <w:sz w:val="20"/>
+        </w:rPr>
+        <w:t xml:space="preserve">3. </w:t>
+      </w:r>
+      <w:r>
+        <w:rPr>
+          <w:b/>
+        </w:rPr>
+        <w:t>Menu lựa chọn tương tác:</w:t>
+      </w:r>
+      <w:r>
+        <w:rPr>
+          <w:rFonts w:ascii="Segoe UI" w:hAnsi="Segoe UI"/>
+          <w:sz w:val="20"/>
+        </w:rPr>
+        <w:t xml:space="preserve"> Nhấp đúp vào </w:t>
+      </w:r>
+      <w:r>
+        <w:rPr>
+          <w:rFonts w:ascii="Consolas" w:hAnsi="Consolas"/>
+          <w:color w:val="B42828"/>
+          <w:sz w:val="19"/>
         </w:rPr>
         <w:t>run.bat</w:t>
       </w:r>
       <w:r>
         <w:rPr>
-          <w:rFonts w:ascii="Times New Roman" w:hAnsi="Times New Roman"/>
-          <w:b/>
-          <w:color w:val="334155"/>
-          <w:sz w:val="24"/>
+          <w:rFonts w:ascii="Segoe UI" w:hAnsi="Segoe UI"/>
+          <w:sz w:val="20"/>
         </w:rPr>
-        <w:t xml:space="preserve"> (Khuyên dùng cho Windows)</w:t>
-      </w:r>
-    </w:p>
-    <w:p>
-      <w:pPr>
-        <w:spacing w:after="100" w:before="0" w:line="276" w:lineRule="auto"/>
-      </w:pPr>
-      <w:r>
-        <w:rPr>
-          <w:rFonts w:ascii="Times New Roman" w:hAnsi="Times New Roman"/>
-          <w:sz w:val="22"/>
-        </w:rPr>
-        <w:t>Đây là cách nhanh nhất và thuận tiện nhất để demo chấm bài trên máy tính Windows:</w:t>
-      </w:r>
-    </w:p>
-    <w:p>
-      <w:pPr>
-        <w:pStyle w:val="ListNumber"/>
-        <w:spacing w:after="60" w:before="0"/>
-      </w:pPr>
-      <w:r>
-        <w:rPr>
-          <w:rFonts w:ascii="Times New Roman" w:hAnsi="Times New Roman"/>
-          <w:sz w:val="22"/>
-        </w:rPr>
-        <w:t xml:space="preserve">Mở thư mục gốc của dự án: </w:t>
-      </w:r>
-      <w:r>
-        <w:rPr>
-          <w:rFonts w:ascii="Times New Roman" w:hAnsi="Times New Roman"/>
-          <w:color w:val="B42828"/>
-          <w:sz w:val="22"/>
-        </w:rPr>
-        <w:t>cdtn2-NguyenBaAnhKhoi-se</w:t>
-      </w:r>
-      <w:r>
-        <w:rPr>
-          <w:rFonts w:ascii="Times New Roman" w:hAnsi="Times New Roman"/>
-          <w:sz w:val="22"/>
-        </w:rPr>
-        <w:t>.</w:t>
-      </w:r>
-    </w:p>
-    <w:p>
-      <w:pPr>
-        <w:pStyle w:val="ListNumber"/>
-        <w:spacing w:after="60" w:before="0"/>
-      </w:pPr>
-      <w:r>
-        <w:rPr>
-          <w:rFonts w:ascii="Times New Roman" w:hAnsi="Times New Roman"/>
-          <w:b/>
-          <w:sz w:val="22"/>
-        </w:rPr>
-        <w:t>Nhấp đúp chuột vào file `run.bat`</w:t>
-      </w:r>
-      <w:r>
-        <w:rPr>
-          <w:rFonts w:ascii="Times New Roman" w:hAnsi="Times New Roman"/>
-          <w:sz w:val="22"/>
-        </w:rPr>
-        <w:t xml:space="preserve"> (hoặc mở PowerShell/CMD và gõ </w:t>
-      </w:r>
-      <w:r>
-        <w:rPr>
-          <w:rFonts w:ascii="Times New Roman" w:hAnsi="Times New Roman"/>
-          <w:color w:val="B42828"/>
-          <w:sz w:val="22"/>
-        </w:rPr>
-        <w:t>./run.bat</w:t>
-      </w:r>
-      <w:r>
-        <w:rPr>
-          <w:rFonts w:ascii="Times New Roman" w:hAnsi="Times New Roman"/>
-          <w:sz w:val="22"/>
-        </w:rPr>
-        <w:t>).</w:t>
-      </w:r>
-    </w:p>
-    <w:p>
-      <w:pPr>
-        <w:pStyle w:val="ListNumber"/>
-        <w:spacing w:after="60" w:before="0"/>
-      </w:pPr>
-      <w:r>
-        <w:rPr>
-          <w:rFonts w:ascii="Times New Roman" w:hAnsi="Times New Roman"/>
-          <w:sz w:val="22"/>
-        </w:rPr>
-        <w:t>Kịch bản sẽ tự động:</w:t>
-      </w:r>
-    </w:p>
-    <w:p>
-      <w:pPr>
-        <w:spacing w:after="100" w:before="0" w:line="276" w:lineRule="auto"/>
-      </w:pPr>
-      <w:r>
-        <w:rPr>
-          <w:rFonts w:ascii="Times New Roman" w:hAnsi="Times New Roman"/>
-          <w:sz w:val="22"/>
-        </w:rPr>
-        <w:t xml:space="preserve">   - Khởi động Backend Spring Boot tại </w:t>
-      </w:r>
-      <w:r>
-        <w:rPr>
-          <w:rFonts w:ascii="Times New Roman" w:hAnsi="Times New Roman"/>
-          <w:color w:val="B42828"/>
-          <w:sz w:val="22"/>
-        </w:rPr>
-        <w:t>http://localhost:8080/api/v1</w:t>
-      </w:r>
-      <w:r>
-        <w:rPr>
-          <w:rFonts w:ascii="Times New Roman" w:hAnsi="Times New Roman"/>
-          <w:sz w:val="22"/>
-        </w:rPr>
-        <w:t>.</w:t>
-      </w:r>
-    </w:p>
-    <w:p>
-      <w:pPr>
-        <w:spacing w:after="100" w:before="0" w:line="276" w:lineRule="auto"/>
-      </w:pPr>
-      <w:r>
-        <w:rPr>
-          <w:rFonts w:ascii="Times New Roman" w:hAnsi="Times New Roman"/>
-          <w:sz w:val="22"/>
-        </w:rPr>
-        <w:t xml:space="preserve">   - Khởi động Frontend React Vite tại </w:t>
-      </w:r>
-      <w:r>
-        <w:rPr>
-          <w:rFonts w:ascii="Times New Roman" w:hAnsi="Times New Roman"/>
-          <w:color w:val="B42828"/>
-          <w:sz w:val="22"/>
-        </w:rPr>
-        <w:t>http://localhost:3000</w:t>
-      </w:r>
-      <w:r>
-        <w:rPr>
-          <w:rFonts w:ascii="Times New Roman" w:hAnsi="Times New Roman"/>
-          <w:sz w:val="22"/>
-        </w:rPr>
-        <w:t>.</w:t>
-      </w:r>
-    </w:p>
-    <w:p>
-      <w:pPr>
-        <w:spacing w:after="100" w:before="0" w:line="276" w:lineRule="auto"/>
-      </w:pPr>
-      <w:r>
-        <w:rPr>
-          <w:rFonts w:ascii="Times New Roman" w:hAnsi="Times New Roman"/>
-          <w:sz w:val="22"/>
-        </w:rPr>
-        <w:t xml:space="preserve">   - </w:t>
-      </w:r>
-      <w:r>
-        <w:rPr>
-          <w:rFonts w:ascii="Times New Roman" w:hAnsi="Times New Roman"/>
-          <w:b/>
-          <w:sz w:val="22"/>
-        </w:rPr>
-        <w:t>Tự động mở trình duyệt Web</w:t>
-      </w:r>
-      <w:r>
-        <w:rPr>
-          <w:rFonts w:ascii="Times New Roman" w:hAnsi="Times New Roman"/>
-          <w:sz w:val="22"/>
-        </w:rPr>
-        <w:t xml:space="preserve"> tại trang chủ </w:t>
-      </w:r>
-      <w:r>
-        <w:rPr>
-          <w:rFonts w:ascii="Times New Roman" w:hAnsi="Times New Roman"/>
-          <w:color w:val="B42828"/>
-          <w:sz w:val="22"/>
-        </w:rPr>
-        <w:t>http://localhost:3000</w:t>
-      </w:r>
-      <w:r>
-        <w:rPr>
-          <w:rFonts w:ascii="Times New Roman" w:hAnsi="Times New Roman"/>
-          <w:sz w:val="22"/>
-        </w:rPr>
-        <w:t>.</w:t>
+        <w:t xml:space="preserve"> để chọn nhanh chế độ khởi chạy mong muốn.</w:t>
       </w:r>
     </w:p>
     <w:p>
       <w:pPr>
         <w:pStyle w:val="Heading3"/>
-        <w:spacing w:before="160" w:after="60"/>
+        <w:spacing w:before="200" w:after="80"/>
       </w:pPr>
       <w:r>
         <w:rPr>
-          <w:rFonts w:ascii="Times New Roman" w:hAnsi="Times New Roman"/>
+          <w:rFonts w:ascii="Segoe UI" w:hAnsi="Segoe UI"/>
           <w:b/>
-          <w:color w:val="334155"/>
+          <w:color w:val="0F172A"/>
           <w:sz w:val="24"/>
         </w:rPr>
         <w:t>Phương án 2: Khởi chạy 1-Click trên IntelliJ IDEA</w:t>
@@ -447,168 +464,217 @@
     </w:p>
     <w:p>
       <w:pPr>
-        <w:spacing w:after="100" w:before="0" w:line="276" w:lineRule="auto"/>
+        <w:spacing w:before="40" w:after="80" w:line="288" w:lineRule="auto"/>
       </w:pPr>
       <w:r>
         <w:rPr>
-          <w:rFonts w:ascii="Times New Roman" w:hAnsi="Times New Roman"/>
-          <w:sz w:val="22"/>
+          <w:rFonts w:ascii="Segoe UI" w:hAnsi="Segoe UI"/>
+          <w:sz w:val="21"/>
         </w:rPr>
         <w:t xml:space="preserve">Dự án đã thiết lập sẵn Run Configuration tại </w:t>
       </w:r>
       <w:r>
         <w:rPr>
-          <w:rFonts w:ascii="Times New Roman" w:hAnsi="Times New Roman"/>
+          <w:rFonts w:ascii="Consolas" w:hAnsi="Consolas"/>
           <w:color w:val="B42828"/>
-          <w:sz w:val="22"/>
+          <w:sz w:val="19"/>
         </w:rPr>
         <w:t>.idea/runConfigurations/</w:t>
       </w:r>
       <w:r>
         <w:rPr>
-          <w:rFonts w:ascii="Times New Roman" w:hAnsi="Times New Roman"/>
-          <w:sz w:val="22"/>
+          <w:rFonts w:ascii="Segoe UI" w:hAnsi="Segoe UI"/>
+          <w:sz w:val="21"/>
         </w:rPr>
         <w:t>:</w:t>
       </w:r>
     </w:p>
     <w:p>
       <w:pPr>
-        <w:pStyle w:val="ListNumber"/>
-        <w:spacing w:after="60" w:before="0"/>
+        <w:spacing w:before="40" w:after="40" w:line="276" w:lineRule="auto"/>
+        <w:ind w:left="360"/>
       </w:pPr>
       <w:r>
         <w:rPr>
-          <w:rFonts w:ascii="Times New Roman" w:hAnsi="Times New Roman"/>
-          <w:sz w:val="22"/>
+          <w:rFonts w:ascii="Segoe UI" w:hAnsi="Segoe UI"/>
+          <w:sz w:val="20"/>
+        </w:rPr>
+        <w:t xml:space="preserve">1. </w:t>
+      </w:r>
+      <w:r>
+        <w:rPr>
+          <w:rFonts w:ascii="Segoe UI" w:hAnsi="Segoe UI"/>
+          <w:sz w:val="20"/>
         </w:rPr>
         <w:t xml:space="preserve">Mở thư mục dự án bằng </w:t>
       </w:r>
       <w:r>
         <w:rPr>
-          <w:rFonts w:ascii="Times New Roman" w:hAnsi="Times New Roman"/>
           <w:b/>
-          <w:sz w:val="22"/>
         </w:rPr>
         <w:t>IntelliJ IDEA</w:t>
       </w:r>
       <w:r>
         <w:rPr>
-          <w:rFonts w:ascii="Times New Roman" w:hAnsi="Times New Roman"/>
-          <w:sz w:val="22"/>
+          <w:rFonts w:ascii="Segoe UI" w:hAnsi="Segoe UI"/>
+          <w:sz w:val="20"/>
         </w:rPr>
         <w:t>.</w:t>
       </w:r>
     </w:p>
     <w:p>
       <w:pPr>
-        <w:pStyle w:val="ListNumber"/>
-        <w:spacing w:after="60" w:before="0"/>
+        <w:spacing w:before="40" w:after="40" w:line="276" w:lineRule="auto"/>
+        <w:ind w:left="360"/>
       </w:pPr>
       <w:r>
         <w:rPr>
-          <w:rFonts w:ascii="Times New Roman" w:hAnsi="Times New Roman"/>
-          <w:sz w:val="22"/>
+          <w:rFonts w:ascii="Segoe UI" w:hAnsi="Segoe UI"/>
+          <w:sz w:val="20"/>
         </w:rPr>
-        <w:t xml:space="preserve">Trên thanh công cụ trên cùng, chọn cấu hình: </w:t>
+        <w:t xml:space="preserve">2. </w:t>
       </w:r>
       <w:r>
         <w:rPr>
-          <w:rFonts w:ascii="Times New Roman" w:hAnsi="Times New Roman"/>
+          <w:rFonts w:ascii="Segoe UI" w:hAnsi="Segoe UI"/>
+          <w:sz w:val="20"/>
+        </w:rPr>
+        <w:t>Trên thanh công cụ trên cùng, chọn cấu hình mong muốn:</w:t>
+      </w:r>
+    </w:p>
+    <w:p>
+      <w:pPr>
+        <w:spacing w:before="40" w:after="80" w:line="288" w:lineRule="auto"/>
+      </w:pPr>
+      <w:r>
+        <w:rPr>
+          <w:rFonts w:ascii="Segoe UI" w:hAnsi="Segoe UI"/>
+          <w:sz w:val="21"/>
+        </w:rPr>
+        <w:t xml:space="preserve">   - </w:t>
+      </w:r>
+      <w:r>
+        <w:rPr>
           <w:b/>
-          <w:sz w:val="22"/>
+        </w:rPr>
+        <w:t>`🚀 Run Project with MySQL`</w:t>
+      </w:r>
+      <w:r>
+        <w:rPr>
+          <w:rFonts w:ascii="Segoe UI" w:hAnsi="Segoe UI"/>
+          <w:sz w:val="21"/>
+        </w:rPr>
+        <w:t>: Khởi chạy đồng thời BE (MySQL) + FE.</w:t>
+      </w:r>
+    </w:p>
+    <w:p>
+      <w:pPr>
+        <w:spacing w:before="40" w:after="80" w:line="288" w:lineRule="auto"/>
+      </w:pPr>
+      <w:r>
+        <w:rPr>
+          <w:rFonts w:ascii="Segoe UI" w:hAnsi="Segoe UI"/>
+          <w:sz w:val="21"/>
+        </w:rPr>
+        <w:t xml:space="preserve">   - </w:t>
+      </w:r>
+      <w:r>
+        <w:rPr>
+          <w:b/>
+        </w:rPr>
+        <w:t>`🚀 Run Project with PostgreSQL`</w:t>
+      </w:r>
+      <w:r>
+        <w:rPr>
+          <w:rFonts w:ascii="Segoe UI" w:hAnsi="Segoe UI"/>
+          <w:sz w:val="21"/>
+        </w:rPr>
+        <w:t>: Khởi chạy đồng thời BE (PostgreSQL) + FE.</w:t>
+      </w:r>
+    </w:p>
+    <w:p>
+      <w:pPr>
+        <w:spacing w:before="40" w:after="80" w:line="288" w:lineRule="auto"/>
+      </w:pPr>
+      <w:r>
+        <w:rPr>
+          <w:rFonts w:ascii="Segoe UI" w:hAnsi="Segoe UI"/>
+          <w:sz w:val="21"/>
+        </w:rPr>
+        <w:t xml:space="preserve">   - </w:t>
+      </w:r>
+      <w:r>
+        <w:rPr>
+          <w:b/>
         </w:rPr>
         <w:t>`🚀 Run Full Project (BE + FE)`</w:t>
       </w:r>
       <w:r>
         <w:rPr>
-          <w:rFonts w:ascii="Times New Roman" w:hAnsi="Times New Roman"/>
-          <w:sz w:val="22"/>
+          <w:rFonts w:ascii="Segoe UI" w:hAnsi="Segoe UI"/>
+          <w:sz w:val="21"/>
         </w:rPr>
-        <w:t>.</w:t>
+        <w:t>: Cấu hình khởi chạy mặc định.</w:t>
       </w:r>
     </w:p>
     <w:p>
       <w:pPr>
-        <w:pStyle w:val="ListNumber"/>
-        <w:spacing w:after="60" w:before="0"/>
+        <w:spacing w:before="40" w:after="40" w:line="276" w:lineRule="auto"/>
+        <w:ind w:left="360"/>
       </w:pPr>
       <w:r>
         <w:rPr>
-          <w:rFonts w:ascii="Times New Roman" w:hAnsi="Times New Roman"/>
-          <w:sz w:val="22"/>
+          <w:rFonts w:ascii="Segoe UI" w:hAnsi="Segoe UI"/>
+          <w:sz w:val="20"/>
+        </w:rPr>
+        <w:t xml:space="preserve">3. </w:t>
+      </w:r>
+      <w:r>
+        <w:rPr>
+          <w:rFonts w:ascii="Segoe UI" w:hAnsi="Segoe UI"/>
+          <w:sz w:val="20"/>
         </w:rPr>
         <w:t xml:space="preserve">Nhấp nút </w:t>
       </w:r>
       <w:r>
         <w:rPr>
-          <w:rFonts w:ascii="Times New Roman" w:hAnsi="Times New Roman"/>
           <w:b/>
-          <w:sz w:val="22"/>
         </w:rPr>
         <w:t>Run (▶)</w:t>
       </w:r>
       <w:r>
         <w:rPr>
-          <w:rFonts w:ascii="Times New Roman" w:hAnsi="Times New Roman"/>
-          <w:sz w:val="22"/>
+          <w:rFonts w:ascii="Segoe UI" w:hAnsi="Segoe UI"/>
+          <w:sz w:val="20"/>
         </w:rPr>
         <w:t xml:space="preserve"> (hoặc nhấn </w:t>
       </w:r>
       <w:r>
         <w:rPr>
-          <w:rFonts w:ascii="Times New Roman" w:hAnsi="Times New Roman"/>
+          <w:rFonts w:ascii="Consolas" w:hAnsi="Consolas"/>
           <w:color w:val="B42828"/>
-          <w:sz w:val="22"/>
+          <w:sz w:val="19"/>
         </w:rPr>
         <w:t>Shift + F10</w:t>
       </w:r>
       <w:r>
         <w:rPr>
-          <w:rFonts w:ascii="Times New Roman" w:hAnsi="Times New Roman"/>
-          <w:sz w:val="22"/>
+          <w:rFonts w:ascii="Segoe UI" w:hAnsi="Segoe UI"/>
+          <w:sz w:val="20"/>
         </w:rPr>
-        <w:t>).</w:t>
-      </w:r>
-    </w:p>
-    <w:p>
-      <w:pPr>
-        <w:pStyle w:val="ListNumber"/>
-        <w:spacing w:after="60" w:before="0"/>
-      </w:pPr>
-      <w:r>
-        <w:rPr>
-          <w:rFonts w:ascii="Times New Roman" w:hAnsi="Times New Roman"/>
-          <w:sz w:val="22"/>
-        </w:rPr>
-        <w:t xml:space="preserve">IntelliJ sẽ khởi động đồng thời Backend và Frontend, sau đó tự động bật trình duyệt web. Khi bấm </w:t>
-      </w:r>
-      <w:r>
-        <w:rPr>
-          <w:rFonts w:ascii="Times New Roman" w:hAnsi="Times New Roman"/>
-          <w:b/>
-          <w:sz w:val="22"/>
-        </w:rPr>
-        <w:t>Stop (■)</w:t>
-      </w:r>
-      <w:r>
-        <w:rPr>
-          <w:rFonts w:ascii="Times New Roman" w:hAnsi="Times New Roman"/>
-          <w:sz w:val="22"/>
-        </w:rPr>
-        <w:t>, cả hai dịch vụ sẽ tự động tắt an toàn.</w:t>
+        <w:t>). Cả Backend và Frontend sẽ tự động khởi động và mở trình duyệt web.</w:t>
       </w:r>
     </w:p>
     <w:p>
       <w:pPr>
         <w:pStyle w:val="Heading3"/>
-        <w:spacing w:before="160" w:after="60"/>
+        <w:spacing w:before="200" w:after="80"/>
       </w:pPr>
       <w:r>
         <w:rPr>
-          <w:rFonts w:ascii="Times New Roman" w:hAnsi="Times New Roman"/>
+          <w:rFonts w:ascii="Segoe UI" w:hAnsi="Segoe UI"/>
           <w:b/>
-          <w:color w:val="334155"/>
+          <w:color w:val="0F172A"/>
           <w:sz w:val="24"/>
         </w:rPr>
         <w:t>Phương án 3: Khởi chạy trọn gói bằng Docker Compose</w:t>
@@ -616,243 +682,294 @@
     </w:p>
     <w:p>
       <w:pPr>
-        <w:spacing w:after="100" w:before="0" w:line="276" w:lineRule="auto"/>
+        <w:spacing w:before="40" w:after="80" w:line="288" w:lineRule="auto"/>
       </w:pPr>
       <w:r>
         <w:rPr>
-          <w:rFonts w:ascii="Times New Roman" w:hAnsi="Times New Roman"/>
-          <w:sz w:val="22"/>
+          <w:rFonts w:ascii="Segoe UI" w:hAnsi="Segoe UI"/>
+          <w:sz w:val="21"/>
         </w:rPr>
         <w:t>Dành cho môi trường đóng gói độc lập:</w:t>
       </w:r>
     </w:p>
     <w:p>
       <w:pPr>
-        <w:pStyle w:val="ListNumber"/>
-        <w:spacing w:after="60" w:before="0"/>
+        <w:spacing w:before="40" w:after="40" w:line="276" w:lineRule="auto"/>
+        <w:ind w:left="360"/>
       </w:pPr>
       <w:r>
         <w:rPr>
-          <w:rFonts w:ascii="Times New Roman" w:hAnsi="Times New Roman"/>
-          <w:sz w:val="22"/>
+          <w:rFonts w:ascii="Segoe UI" w:hAnsi="Segoe UI"/>
+          <w:sz w:val="20"/>
+        </w:rPr>
+        <w:t xml:space="preserve">1. </w:t>
+      </w:r>
+      <w:r>
+        <w:rPr>
+          <w:rFonts w:ascii="Segoe UI" w:hAnsi="Segoe UI"/>
+          <w:sz w:val="20"/>
         </w:rPr>
         <w:t>Sao chép file cấu hình môi trường:</w:t>
       </w:r>
     </w:p>
     <w:p>
       <w:pPr>
-        <w:spacing w:after="100" w:before="0" w:line="276" w:lineRule="auto"/>
+        <w:spacing w:before="40" w:after="80" w:line="288" w:lineRule="auto"/>
       </w:pPr>
       <w:r>
         <w:rPr>
-          <w:rFonts w:ascii="Times New Roman" w:hAnsi="Times New Roman"/>
-          <w:sz w:val="22"/>
+          <w:rFonts w:ascii="Segoe UI" w:hAnsi="Segoe UI"/>
+          <w:sz w:val="21"/>
         </w:rPr>
         <w:t xml:space="preserve">   </w:t>
       </w:r>
       <w:r>
         <w:rPr>
-          <w:rFonts w:ascii="Times New Roman" w:hAnsi="Times New Roman"/>
+          <w:rFonts w:ascii="Consolas" w:hAnsi="Consolas"/>
           <w:color w:val="B42828"/>
-          <w:sz w:val="22"/>
+          <w:sz w:val="19"/>
         </w:rPr>
       </w:r>
       <w:r>
         <w:rPr>
-          <w:rFonts w:ascii="Times New Roman" w:hAnsi="Times New Roman"/>
-          <w:sz w:val="22"/>
+          <w:rFonts w:ascii="Segoe UI" w:hAnsi="Segoe UI"/>
+          <w:sz w:val="21"/>
         </w:rPr>
         <w:t>`bash</w:t>
       </w:r>
     </w:p>
     <w:p>
       <w:pPr>
-        <w:spacing w:after="100" w:before="0" w:line="276" w:lineRule="auto"/>
+        <w:spacing w:before="40" w:after="80" w:line="288" w:lineRule="auto"/>
       </w:pPr>
       <w:r>
         <w:rPr>
-          <w:rFonts w:ascii="Times New Roman" w:hAnsi="Times New Roman"/>
-          <w:sz w:val="22"/>
+          <w:rFonts w:ascii="Segoe UI" w:hAnsi="Segoe UI"/>
+          <w:sz w:val="21"/>
         </w:rPr>
         <w:t xml:space="preserve">   cp .env.example .env</w:t>
       </w:r>
     </w:p>
     <w:p>
       <w:pPr>
-        <w:spacing w:after="100" w:before="0" w:line="276" w:lineRule="auto"/>
+        <w:spacing w:before="40" w:after="80" w:line="288" w:lineRule="auto"/>
       </w:pPr>
       <w:r>
         <w:rPr>
-          <w:rFonts w:ascii="Times New Roman" w:hAnsi="Times New Roman"/>
-          <w:sz w:val="22"/>
+          <w:rFonts w:ascii="Segoe UI" w:hAnsi="Segoe UI"/>
+          <w:sz w:val="21"/>
         </w:rPr>
         <w:t xml:space="preserve">   </w:t>
       </w:r>
       <w:r>
         <w:rPr>
-          <w:rFonts w:ascii="Times New Roman" w:hAnsi="Times New Roman"/>
+          <w:rFonts w:ascii="Consolas" w:hAnsi="Consolas"/>
           <w:color w:val="B42828"/>
-          <w:sz w:val="22"/>
+          <w:sz w:val="19"/>
         </w:rPr>
       </w:r>
       <w:r>
         <w:rPr>
-          <w:rFonts w:ascii="Times New Roman" w:hAnsi="Times New Roman"/>
-          <w:sz w:val="22"/>
+          <w:rFonts w:ascii="Segoe UI" w:hAnsi="Segoe UI"/>
+          <w:sz w:val="21"/>
         </w:rPr>
         <w:t>`</w:t>
       </w:r>
     </w:p>
     <w:p>
       <w:pPr>
-        <w:pStyle w:val="ListNumber"/>
-        <w:spacing w:after="60" w:before="0"/>
+        <w:spacing w:before="40" w:after="40" w:line="276" w:lineRule="auto"/>
+        <w:ind w:left="360"/>
       </w:pPr>
       <w:r>
         <w:rPr>
-          <w:rFonts w:ascii="Times New Roman" w:hAnsi="Times New Roman"/>
-          <w:sz w:val="22"/>
+          <w:rFonts w:ascii="Segoe UI" w:hAnsi="Segoe UI"/>
+          <w:sz w:val="20"/>
         </w:rPr>
-        <w:t>Khởi chạy toàn bộ cụm 3 container (Database, Backend, Frontend):</w:t>
+        <w:t xml:space="preserve">2. </w:t>
+      </w:r>
+      <w:r>
+        <w:rPr>
+          <w:rFonts w:ascii="Segoe UI" w:hAnsi="Segoe UI"/>
+          <w:sz w:val="20"/>
+        </w:rPr>
+        <w:t xml:space="preserve">Khởi chạy toàn bộ cụm container (hỗ trợ đồng thời cả </w:t>
+      </w:r>
+      <w:r>
+        <w:rPr>
+          <w:rFonts w:ascii="Consolas" w:hAnsi="Consolas"/>
+          <w:color w:val="B42828"/>
+          <w:sz w:val="19"/>
+        </w:rPr>
+        <w:t>mysql_db</w:t>
+      </w:r>
+      <w:r>
+        <w:rPr>
+          <w:rFonts w:ascii="Segoe UI" w:hAnsi="Segoe UI"/>
+          <w:sz w:val="20"/>
+        </w:rPr>
+        <w:t xml:space="preserve"> port 3306 và </w:t>
+      </w:r>
+      <w:r>
+        <w:rPr>
+          <w:rFonts w:ascii="Consolas" w:hAnsi="Consolas"/>
+          <w:color w:val="B42828"/>
+          <w:sz w:val="19"/>
+        </w:rPr>
+        <w:t>postgres_db</w:t>
+      </w:r>
+      <w:r>
+        <w:rPr>
+          <w:rFonts w:ascii="Segoe UI" w:hAnsi="Segoe UI"/>
+          <w:sz w:val="20"/>
+        </w:rPr>
+        <w:t xml:space="preserve"> port 5432):</w:t>
       </w:r>
     </w:p>
     <w:p>
       <w:pPr>
-        <w:spacing w:after="100" w:before="0" w:line="276" w:lineRule="auto"/>
+        <w:spacing w:before="40" w:after="80" w:line="288" w:lineRule="auto"/>
       </w:pPr>
       <w:r>
         <w:rPr>
-          <w:rFonts w:ascii="Times New Roman" w:hAnsi="Times New Roman"/>
-          <w:sz w:val="22"/>
+          <w:rFonts w:ascii="Segoe UI" w:hAnsi="Segoe UI"/>
+          <w:sz w:val="21"/>
         </w:rPr>
         <w:t xml:space="preserve">   </w:t>
       </w:r>
       <w:r>
         <w:rPr>
-          <w:rFonts w:ascii="Times New Roman" w:hAnsi="Times New Roman"/>
+          <w:rFonts w:ascii="Consolas" w:hAnsi="Consolas"/>
           <w:color w:val="B42828"/>
-          <w:sz w:val="22"/>
+          <w:sz w:val="19"/>
         </w:rPr>
       </w:r>
       <w:r>
         <w:rPr>
-          <w:rFonts w:ascii="Times New Roman" w:hAnsi="Times New Roman"/>
-          <w:sz w:val="22"/>
+          <w:rFonts w:ascii="Segoe UI" w:hAnsi="Segoe UI"/>
+          <w:sz w:val="21"/>
         </w:rPr>
         <w:t>`bash</w:t>
       </w:r>
     </w:p>
     <w:p>
       <w:pPr>
-        <w:spacing w:after="100" w:before="0" w:line="276" w:lineRule="auto"/>
+        <w:spacing w:before="40" w:after="80" w:line="288" w:lineRule="auto"/>
       </w:pPr>
       <w:r>
         <w:rPr>
-          <w:rFonts w:ascii="Times New Roman" w:hAnsi="Times New Roman"/>
-          <w:sz w:val="22"/>
+          <w:rFonts w:ascii="Segoe UI" w:hAnsi="Segoe UI"/>
+          <w:sz w:val="21"/>
         </w:rPr>
         <w:t xml:space="preserve">   docker-compose up -d --build</w:t>
       </w:r>
     </w:p>
     <w:p>
       <w:pPr>
-        <w:spacing w:after="100" w:before="0" w:line="276" w:lineRule="auto"/>
+        <w:spacing w:before="40" w:after="80" w:line="288" w:lineRule="auto"/>
       </w:pPr>
       <w:r>
         <w:rPr>
-          <w:rFonts w:ascii="Times New Roman" w:hAnsi="Times New Roman"/>
-          <w:sz w:val="22"/>
+          <w:rFonts w:ascii="Segoe UI" w:hAnsi="Segoe UI"/>
+          <w:sz w:val="21"/>
         </w:rPr>
         <w:t xml:space="preserve">   </w:t>
       </w:r>
       <w:r>
         <w:rPr>
-          <w:rFonts w:ascii="Times New Roman" w:hAnsi="Times New Roman"/>
+          <w:rFonts w:ascii="Consolas" w:hAnsi="Consolas"/>
           <w:color w:val="B42828"/>
-          <w:sz w:val="22"/>
+          <w:sz w:val="19"/>
         </w:rPr>
       </w:r>
       <w:r>
         <w:rPr>
-          <w:rFonts w:ascii="Times New Roman" w:hAnsi="Times New Roman"/>
-          <w:sz w:val="22"/>
+          <w:rFonts w:ascii="Segoe UI" w:hAnsi="Segoe UI"/>
+          <w:sz w:val="21"/>
         </w:rPr>
         <w:t>`</w:t>
       </w:r>
     </w:p>
     <w:p>
       <w:pPr>
-        <w:pStyle w:val="ListNumber"/>
-        <w:spacing w:after="60" w:before="0"/>
+        <w:spacing w:before="40" w:after="40" w:line="276" w:lineRule="auto"/>
+        <w:ind w:left="360"/>
       </w:pPr>
       <w:r>
         <w:rPr>
-          <w:rFonts w:ascii="Times New Roman" w:hAnsi="Times New Roman"/>
-          <w:sz w:val="22"/>
+          <w:rFonts w:ascii="Segoe UI" w:hAnsi="Segoe UI"/>
+          <w:sz w:val="20"/>
+        </w:rPr>
+        <w:t xml:space="preserve">3. </w:t>
+      </w:r>
+      <w:r>
+        <w:rPr>
+          <w:rFonts w:ascii="Segoe UI" w:hAnsi="Segoe UI"/>
+          <w:sz w:val="20"/>
         </w:rPr>
         <w:t>Kiểm tra trạng thái hoạt động:</w:t>
       </w:r>
     </w:p>
     <w:p>
       <w:pPr>
-        <w:spacing w:after="100" w:before="0" w:line="276" w:lineRule="auto"/>
+        <w:spacing w:before="40" w:after="80" w:line="288" w:lineRule="auto"/>
       </w:pPr>
       <w:r>
         <w:rPr>
-          <w:rFonts w:ascii="Times New Roman" w:hAnsi="Times New Roman"/>
-          <w:sz w:val="22"/>
+          <w:rFonts w:ascii="Segoe UI" w:hAnsi="Segoe UI"/>
+          <w:sz w:val="21"/>
         </w:rPr>
         <w:t xml:space="preserve">   </w:t>
       </w:r>
       <w:r>
         <w:rPr>
-          <w:rFonts w:ascii="Times New Roman" w:hAnsi="Times New Roman"/>
+          <w:rFonts w:ascii="Consolas" w:hAnsi="Consolas"/>
           <w:color w:val="B42828"/>
-          <w:sz w:val="22"/>
+          <w:sz w:val="19"/>
         </w:rPr>
       </w:r>
       <w:r>
         <w:rPr>
-          <w:rFonts w:ascii="Times New Roman" w:hAnsi="Times New Roman"/>
-          <w:sz w:val="22"/>
+          <w:rFonts w:ascii="Segoe UI" w:hAnsi="Segoe UI"/>
+          <w:sz w:val="21"/>
         </w:rPr>
         <w:t>`bash</w:t>
       </w:r>
     </w:p>
     <w:p>
       <w:pPr>
-        <w:spacing w:after="100" w:before="0" w:line="276" w:lineRule="auto"/>
+        <w:spacing w:before="40" w:after="80" w:line="288" w:lineRule="auto"/>
       </w:pPr>
       <w:r>
         <w:rPr>
-          <w:rFonts w:ascii="Times New Roman" w:hAnsi="Times New Roman"/>
-          <w:sz w:val="22"/>
+          <w:rFonts w:ascii="Segoe UI" w:hAnsi="Segoe UI"/>
+          <w:sz w:val="21"/>
         </w:rPr>
         <w:t xml:space="preserve">   docker-compose ps</w:t>
       </w:r>
     </w:p>
     <w:p>
       <w:pPr>
-        <w:spacing w:after="100" w:before="0" w:line="276" w:lineRule="auto"/>
+        <w:spacing w:before="40" w:after="80" w:line="288" w:lineRule="auto"/>
       </w:pPr>
       <w:r>
         <w:rPr>
-          <w:rFonts w:ascii="Times New Roman" w:hAnsi="Times New Roman"/>
-          <w:sz w:val="22"/>
+          <w:rFonts w:ascii="Segoe UI" w:hAnsi="Segoe UI"/>
+          <w:sz w:val="21"/>
         </w:rPr>
         <w:t xml:space="preserve">   </w:t>
       </w:r>
       <w:r>
         <w:rPr>
-          <w:rFonts w:ascii="Times New Roman" w:hAnsi="Times New Roman"/>
+          <w:rFonts w:ascii="Consolas" w:hAnsi="Consolas"/>
           <w:color w:val="B42828"/>
-          <w:sz w:val="22"/>
+          <w:sz w:val="19"/>
         </w:rPr>
       </w:r>
       <w:r>
         <w:rPr>
-          <w:rFonts w:ascii="Times New Roman" w:hAnsi="Times New Roman"/>
-          <w:sz w:val="22"/>
+          <w:rFonts w:ascii="Segoe UI" w:hAnsi="Segoe UI"/>
+          <w:sz w:val="21"/>
         </w:rPr>
         <w:t>`</w:t>
       </w:r>
@@ -860,13 +977,13 @@
     <w:p>
       <w:pPr>
         <w:pStyle w:val="Heading3"/>
-        <w:spacing w:before="160" w:after="60"/>
+        <w:spacing w:before="200" w:after="80"/>
       </w:pPr>
       <w:r>
         <w:rPr>
-          <w:rFonts w:ascii="Times New Roman" w:hAnsi="Times New Roman"/>
+          <w:rFonts w:ascii="Segoe UI" w:hAnsi="Segoe UI"/>
           <w:b/>
-          <w:color w:val="334155"/>
+          <w:color w:val="0F172A"/>
           <w:sz w:val="24"/>
         </w:rPr>
         <w:t>Phương án 4: Khởi chạy thủ công từng dịch vụ (Manual CLI)</w:t>
@@ -874,287 +991,390 @@
     </w:p>
     <w:p>
       <w:pPr>
-        <w:pStyle w:val="ListNumber"/>
-        <w:spacing w:after="60" w:before="0"/>
+        <w:spacing w:before="40" w:after="40" w:line="276" w:lineRule="auto"/>
+        <w:ind w:left="360"/>
       </w:pPr>
       <w:r>
         <w:rPr>
-          <w:rFonts w:ascii="Times New Roman" w:hAnsi="Times New Roman"/>
+          <w:rFonts w:ascii="Segoe UI" w:hAnsi="Segoe UI"/>
+          <w:sz w:val="20"/>
+        </w:rPr>
+        <w:t xml:space="preserve">1. </w:t>
+      </w:r>
+      <w:r>
+        <w:rPr>
           <w:b/>
-          <w:sz w:val="22"/>
         </w:rPr>
         <w:t>Khởi động Backend:</w:t>
       </w:r>
     </w:p>
     <w:p>
       <w:pPr>
-        <w:spacing w:after="100" w:before="0" w:line="276" w:lineRule="auto"/>
+        <w:spacing w:before="40" w:after="80" w:line="288" w:lineRule="auto"/>
       </w:pPr>
       <w:r>
         <w:rPr>
-          <w:rFonts w:ascii="Times New Roman" w:hAnsi="Times New Roman"/>
-          <w:sz w:val="22"/>
+          <w:rFonts w:ascii="Segoe UI" w:hAnsi="Segoe UI"/>
+          <w:sz w:val="21"/>
         </w:rPr>
-        <w:t xml:space="preserve">   </w:t>
+        <w:t xml:space="preserve">   - Với MySQL:</w:t>
+      </w:r>
+    </w:p>
+    <w:p>
+      <w:pPr>
+        <w:spacing w:before="40" w:after="80" w:line="288" w:lineRule="auto"/>
+      </w:pPr>
+      <w:r>
+        <w:rPr>
+          <w:rFonts w:ascii="Segoe UI" w:hAnsi="Segoe UI"/>
+          <w:sz w:val="21"/>
+        </w:rPr>
+        <w:t xml:space="preserve">     </w:t>
       </w:r>
       <w:r>
         <w:rPr>
-          <w:rFonts w:ascii="Times New Roman" w:hAnsi="Times New Roman"/>
+          <w:rFonts w:ascii="Consolas" w:hAnsi="Consolas"/>
           <w:color w:val="B42828"/>
-          <w:sz w:val="22"/>
+          <w:sz w:val="19"/>
         </w:rPr>
       </w:r>
       <w:r>
         <w:rPr>
-          <w:rFonts w:ascii="Times New Roman" w:hAnsi="Times New Roman"/>
-          <w:sz w:val="22"/>
+          <w:rFonts w:ascii="Segoe UI" w:hAnsi="Segoe UI"/>
+          <w:sz w:val="21"/>
         </w:rPr>
         <w:t>`bash</w:t>
       </w:r>
     </w:p>
     <w:p>
       <w:pPr>
-        <w:spacing w:after="100" w:before="0" w:line="276" w:lineRule="auto"/>
+        <w:spacing w:before="40" w:after="80" w:line="288" w:lineRule="auto"/>
       </w:pPr>
       <w:r>
         <w:rPr>
-          <w:rFonts w:ascii="Times New Roman" w:hAnsi="Times New Roman"/>
-          <w:sz w:val="22"/>
+          <w:rFonts w:ascii="Segoe UI" w:hAnsi="Segoe UI"/>
+          <w:sz w:val="21"/>
         </w:rPr>
-        <w:t xml:space="preserve">   cd backend</w:t>
+        <w:t xml:space="preserve">     cd backend</w:t>
       </w:r>
     </w:p>
     <w:p>
       <w:pPr>
-        <w:spacing w:after="100" w:before="0" w:line="276" w:lineRule="auto"/>
+        <w:spacing w:before="40" w:after="80" w:line="288" w:lineRule="auto"/>
       </w:pPr>
       <w:r>
         <w:rPr>
-          <w:rFonts w:ascii="Times New Roman" w:hAnsi="Times New Roman"/>
-          <w:sz w:val="22"/>
+          <w:rFonts w:ascii="Segoe UI" w:hAnsi="Segoe UI"/>
+          <w:sz w:val="21"/>
         </w:rPr>
-        <w:t xml:space="preserve">   mvn spring-boot:run</w:t>
+        <w:t xml:space="preserve">     mvn spring-boot:run -Dspring-boot.run.profiles=mysql</w:t>
       </w:r>
     </w:p>
     <w:p>
       <w:pPr>
-        <w:spacing w:after="100" w:before="0" w:line="276" w:lineRule="auto"/>
+        <w:spacing w:before="40" w:after="80" w:line="288" w:lineRule="auto"/>
       </w:pPr>
       <w:r>
         <w:rPr>
-          <w:rFonts w:ascii="Times New Roman" w:hAnsi="Times New Roman"/>
-          <w:sz w:val="22"/>
+          <w:rFonts w:ascii="Segoe UI" w:hAnsi="Segoe UI"/>
+          <w:sz w:val="21"/>
         </w:rPr>
-        <w:t xml:space="preserve">   </w:t>
+        <w:t xml:space="preserve">     </w:t>
       </w:r>
       <w:r>
         <w:rPr>
-          <w:rFonts w:ascii="Times New Roman" w:hAnsi="Times New Roman"/>
+          <w:rFonts w:ascii="Consolas" w:hAnsi="Consolas"/>
           <w:color w:val="B42828"/>
-          <w:sz w:val="22"/>
+          <w:sz w:val="19"/>
         </w:rPr>
       </w:r>
       <w:r>
         <w:rPr>
-          <w:rFonts w:ascii="Times New Roman" w:hAnsi="Times New Roman"/>
-          <w:sz w:val="22"/>
+          <w:rFonts w:ascii="Segoe UI" w:hAnsi="Segoe UI"/>
+          <w:sz w:val="21"/>
         </w:rPr>
         <w:t>`</w:t>
       </w:r>
     </w:p>
     <w:p>
       <w:pPr>
-        <w:spacing w:after="100" w:before="0" w:line="276" w:lineRule="auto"/>
+        <w:spacing w:before="40" w:after="80" w:line="288" w:lineRule="auto"/>
       </w:pPr>
       <w:r>
         <w:rPr>
-          <w:rFonts w:ascii="Times New Roman" w:hAnsi="Times New Roman"/>
-          <w:sz w:val="22"/>
+          <w:rFonts w:ascii="Segoe UI" w:hAnsi="Segoe UI"/>
+          <w:sz w:val="21"/>
+        </w:rPr>
+        <w:t xml:space="preserve">   - Với PostgreSQL:</w:t>
+      </w:r>
+    </w:p>
+    <w:p>
+      <w:pPr>
+        <w:spacing w:before="40" w:after="80" w:line="288" w:lineRule="auto"/>
+      </w:pPr>
+      <w:r>
+        <w:rPr>
+          <w:rFonts w:ascii="Segoe UI" w:hAnsi="Segoe UI"/>
+          <w:sz w:val="21"/>
+        </w:rPr>
+        <w:t xml:space="preserve">     </w:t>
+      </w:r>
+      <w:r>
+        <w:rPr>
+          <w:rFonts w:ascii="Consolas" w:hAnsi="Consolas"/>
+          <w:color w:val="B42828"/>
+          <w:sz w:val="19"/>
+        </w:rPr>
+      </w:r>
+      <w:r>
+        <w:rPr>
+          <w:rFonts w:ascii="Segoe UI" w:hAnsi="Segoe UI"/>
+          <w:sz w:val="21"/>
+        </w:rPr>
+        <w:t>`bash</w:t>
+      </w:r>
+    </w:p>
+    <w:p>
+      <w:pPr>
+        <w:spacing w:before="40" w:after="80" w:line="288" w:lineRule="auto"/>
+      </w:pPr>
+      <w:r>
+        <w:rPr>
+          <w:rFonts w:ascii="Segoe UI" w:hAnsi="Segoe UI"/>
+          <w:sz w:val="21"/>
+        </w:rPr>
+        <w:t xml:space="preserve">     cd backend</w:t>
+      </w:r>
+    </w:p>
+    <w:p>
+      <w:pPr>
+        <w:spacing w:before="40" w:after="80" w:line="288" w:lineRule="auto"/>
+      </w:pPr>
+      <w:r>
+        <w:rPr>
+          <w:rFonts w:ascii="Segoe UI" w:hAnsi="Segoe UI"/>
+          <w:sz w:val="21"/>
+        </w:rPr>
+        <w:t xml:space="preserve">     mvn spring-boot:run -Dspring-boot.run.profiles=postgres</w:t>
+      </w:r>
+    </w:p>
+    <w:p>
+      <w:pPr>
+        <w:spacing w:before="40" w:after="80" w:line="288" w:lineRule="auto"/>
+      </w:pPr>
+      <w:r>
+        <w:rPr>
+          <w:rFonts w:ascii="Segoe UI" w:hAnsi="Segoe UI"/>
+          <w:sz w:val="21"/>
+        </w:rPr>
+        <w:t xml:space="preserve">     </w:t>
+      </w:r>
+      <w:r>
+        <w:rPr>
+          <w:rFonts w:ascii="Consolas" w:hAnsi="Consolas"/>
+          <w:color w:val="B42828"/>
+          <w:sz w:val="19"/>
+        </w:rPr>
+      </w:r>
+      <w:r>
+        <w:rPr>
+          <w:rFonts w:ascii="Segoe UI" w:hAnsi="Segoe UI"/>
+          <w:sz w:val="21"/>
+        </w:rPr>
+        <w:t>`</w:t>
+      </w:r>
+    </w:p>
+    <w:p>
+      <w:pPr>
+        <w:spacing w:before="40" w:after="80" w:line="288" w:lineRule="auto"/>
+      </w:pPr>
+      <w:r>
+        <w:rPr>
+          <w:rFonts w:ascii="Segoe UI" w:hAnsi="Segoe UI"/>
+          <w:sz w:val="21"/>
         </w:rPr>
         <w:t xml:space="preserve">   </w:t>
       </w:r>
       <w:r>
         <w:rPr>
-          <w:rFonts w:ascii="Times New Roman" w:hAnsi="Times New Roman"/>
           <w:i/>
-          <w:sz w:val="22"/>
         </w:rPr>
         <w:t>Backend chạy tại:</w:t>
       </w:r>
       <w:r>
         <w:rPr>
-          <w:rFonts w:ascii="Times New Roman" w:hAnsi="Times New Roman"/>
-          <w:sz w:val="22"/>
+          <w:rFonts w:ascii="Segoe UI" w:hAnsi="Segoe UI"/>
+          <w:sz w:val="21"/>
         </w:rPr>
         <w:t xml:space="preserve"> </w:t>
       </w:r>
       <w:r>
         <w:rPr>
-          <w:rFonts w:ascii="Times New Roman" w:hAnsi="Times New Roman"/>
+          <w:rFonts w:ascii="Consolas" w:hAnsi="Consolas"/>
           <w:color w:val="B42828"/>
-          <w:sz w:val="22"/>
+          <w:sz w:val="19"/>
         </w:rPr>
         <w:t>http://localhost:8080/api/v1</w:t>
       </w:r>
     </w:p>
     <w:p>
       <w:pPr>
-        <w:pStyle w:val="ListNumber"/>
-        <w:spacing w:after="60" w:before="0"/>
+        <w:spacing w:before="40" w:after="40" w:line="276" w:lineRule="auto"/>
+        <w:ind w:left="360"/>
       </w:pPr>
       <w:r>
         <w:rPr>
-          <w:rFonts w:ascii="Times New Roman" w:hAnsi="Times New Roman"/>
+          <w:rFonts w:ascii="Segoe UI" w:hAnsi="Segoe UI"/>
+          <w:sz w:val="20"/>
+        </w:rPr>
+        <w:t xml:space="preserve">2. </w:t>
+      </w:r>
+      <w:r>
+        <w:rPr>
           <w:b/>
-          <w:sz w:val="22"/>
         </w:rPr>
         <w:t>Khởi động Frontend:</w:t>
       </w:r>
     </w:p>
     <w:p>
       <w:pPr>
-        <w:spacing w:after="100" w:before="0" w:line="276" w:lineRule="auto"/>
+        <w:spacing w:before="40" w:after="80" w:line="288" w:lineRule="auto"/>
       </w:pPr>
       <w:r>
         <w:rPr>
-          <w:rFonts w:ascii="Times New Roman" w:hAnsi="Times New Roman"/>
-          <w:sz w:val="22"/>
+          <w:rFonts w:ascii="Segoe UI" w:hAnsi="Segoe UI"/>
+          <w:sz w:val="21"/>
         </w:rPr>
         <w:t xml:space="preserve">   </w:t>
       </w:r>
       <w:r>
         <w:rPr>
-          <w:rFonts w:ascii="Times New Roman" w:hAnsi="Times New Roman"/>
+          <w:rFonts w:ascii="Consolas" w:hAnsi="Consolas"/>
           <w:color w:val="B42828"/>
-          <w:sz w:val="22"/>
+          <w:sz w:val="19"/>
         </w:rPr>
       </w:r>
       <w:r>
         <w:rPr>
-          <w:rFonts w:ascii="Times New Roman" w:hAnsi="Times New Roman"/>
-          <w:sz w:val="22"/>
+          <w:rFonts w:ascii="Segoe UI" w:hAnsi="Segoe UI"/>
+          <w:sz w:val="21"/>
         </w:rPr>
         <w:t>`bash</w:t>
       </w:r>
     </w:p>
     <w:p>
       <w:pPr>
-        <w:spacing w:after="100" w:before="0" w:line="276" w:lineRule="auto"/>
+        <w:spacing w:before="40" w:after="80" w:line="288" w:lineRule="auto"/>
       </w:pPr>
       <w:r>
         <w:rPr>
-          <w:rFonts w:ascii="Times New Roman" w:hAnsi="Times New Roman"/>
-          <w:sz w:val="22"/>
+          <w:rFonts w:ascii="Segoe UI" w:hAnsi="Segoe UI"/>
+          <w:sz w:val="21"/>
         </w:rPr>
         <w:t xml:space="preserve">   cd frontend</w:t>
       </w:r>
     </w:p>
     <w:p>
       <w:pPr>
-        <w:spacing w:after="100" w:before="0" w:line="276" w:lineRule="auto"/>
+        <w:spacing w:before="40" w:after="80" w:line="288" w:lineRule="auto"/>
       </w:pPr>
       <w:r>
         <w:rPr>
-          <w:rFonts w:ascii="Times New Roman" w:hAnsi="Times New Roman"/>
-          <w:sz w:val="22"/>
+          <w:rFonts w:ascii="Segoe UI" w:hAnsi="Segoe UI"/>
+          <w:sz w:val="21"/>
         </w:rPr>
-        <w:t xml:space="preserve">   npm install</w:t>
+        <w:t xml:space="preserve">   npm.cmd install</w:t>
       </w:r>
     </w:p>
     <w:p>
       <w:pPr>
-        <w:spacing w:after="100" w:before="0" w:line="276" w:lineRule="auto"/>
+        <w:spacing w:before="40" w:after="80" w:line="288" w:lineRule="auto"/>
       </w:pPr>
       <w:r>
         <w:rPr>
-          <w:rFonts w:ascii="Times New Roman" w:hAnsi="Times New Roman"/>
-          <w:sz w:val="22"/>
+          <w:rFonts w:ascii="Segoe UI" w:hAnsi="Segoe UI"/>
+          <w:sz w:val="21"/>
         </w:rPr>
-        <w:t xml:space="preserve">   npm run dev</w:t>
+        <w:t xml:space="preserve">   npm.cmd run dev</w:t>
       </w:r>
     </w:p>
     <w:p>
       <w:pPr>
-        <w:spacing w:after="100" w:before="0" w:line="276" w:lineRule="auto"/>
+        <w:spacing w:before="40" w:after="80" w:line="288" w:lineRule="auto"/>
       </w:pPr>
       <w:r>
         <w:rPr>
-          <w:rFonts w:ascii="Times New Roman" w:hAnsi="Times New Roman"/>
-          <w:sz w:val="22"/>
+          <w:rFonts w:ascii="Segoe UI" w:hAnsi="Segoe UI"/>
+          <w:sz w:val="21"/>
         </w:rPr>
         <w:t xml:space="preserve">   </w:t>
       </w:r>
       <w:r>
         <w:rPr>
-          <w:rFonts w:ascii="Times New Roman" w:hAnsi="Times New Roman"/>
+          <w:rFonts w:ascii="Consolas" w:hAnsi="Consolas"/>
           <w:color w:val="B42828"/>
-          <w:sz w:val="22"/>
+          <w:sz w:val="19"/>
         </w:rPr>
       </w:r>
       <w:r>
         <w:rPr>
-          <w:rFonts w:ascii="Times New Roman" w:hAnsi="Times New Roman"/>
-          <w:sz w:val="22"/>
+          <w:rFonts w:ascii="Segoe UI" w:hAnsi="Segoe UI"/>
+          <w:sz w:val="21"/>
         </w:rPr>
         <w:t>`</w:t>
       </w:r>
     </w:p>
     <w:p>
       <w:pPr>
-        <w:spacing w:after="100" w:before="0" w:line="276" w:lineRule="auto"/>
+        <w:spacing w:before="40" w:after="80" w:line="288" w:lineRule="auto"/>
       </w:pPr>
       <w:r>
         <w:rPr>
-          <w:rFonts w:ascii="Times New Roman" w:hAnsi="Times New Roman"/>
-          <w:sz w:val="22"/>
+          <w:rFonts w:ascii="Segoe UI" w:hAnsi="Segoe UI"/>
+          <w:sz w:val="21"/>
         </w:rPr>
         <w:t xml:space="preserve">   </w:t>
       </w:r>
       <w:r>
         <w:rPr>
-          <w:rFonts w:ascii="Times New Roman" w:hAnsi="Times New Roman"/>
           <w:i/>
-          <w:sz w:val="22"/>
         </w:rPr>
         <w:t>Frontend chạy tại:</w:t>
       </w:r>
       <w:r>
         <w:rPr>
-          <w:rFonts w:ascii="Times New Roman" w:hAnsi="Times New Roman"/>
-          <w:sz w:val="22"/>
+          <w:rFonts w:ascii="Segoe UI" w:hAnsi="Segoe UI"/>
+          <w:sz w:val="21"/>
         </w:rPr>
         <w:t xml:space="preserve"> </w:t>
       </w:r>
       <w:r>
         <w:rPr>
-          <w:rFonts w:ascii="Times New Roman" w:hAnsi="Times New Roman"/>
+          <w:rFonts w:ascii="Consolas" w:hAnsi="Consolas"/>
           <w:color w:val="B42828"/>
-          <w:sz w:val="22"/>
+          <w:sz w:val="19"/>
         </w:rPr>
         <w:t>http://localhost:3000</w:t>
       </w:r>
     </w:p>
     <w:p>
       <w:pPr>
-        <w:spacing w:after="120" w:before="120"/>
+        <w:spacing w:before="120" w:after="120"/>
+        <w:pBdr>
+          <w:bottom w:val="single" w:sz="12" w:space="1" w:color="CBD5E1"/>
+        </w:pBdr>
       </w:pPr>
-      <w:r>
-        <w:rPr>
-          <w:color w:val="C8CDD7"/>
-        </w:rPr>
-        <w:t>—————————————————————————————————————————————</w:t>
-      </w:r>
     </w:p>
     <w:p>
       <w:pPr>
         <w:pStyle w:val="Heading2"/>
-        <w:spacing w:before="200" w:after="80"/>
+        <w:spacing w:before="280" w:after="120"/>
       </w:pPr>
       <w:r>
         <w:rPr>
-          <w:rFonts w:ascii="Times New Roman" w:hAnsi="Times New Roman"/>
+          <w:rFonts w:ascii="Segoe UI" w:hAnsi="Segoe UI"/>
           <w:b/>
-          <w:color w:val="1E3A8A"/>
+          <w:color w:val="4F46E5"/>
           <w:sz w:val="28"/>
         </w:rPr>
         <w:t>3. ĐỊA CHỈ TRUY CẬP VÀ CỔNG KẾT NỐI (NETWORK PORTS)</w:t>
@@ -1162,8 +1382,10 @@
     </w:p>
     <w:tbl>
       <w:tblPr>
+        <w:tblStyle w:val="TableGrid"/>
         <w:tblW w:type="auto" w:w="0"/>
         <w:jc w:val="center"/>
+        <w:tblLayout w:type="autofit"/>
         <w:tblLook w:firstColumn="1" w:firstRow="1" w:lastColumn="0" w:lastRow="0" w:noHBand="0" w:noVBand="1" w:val="04A0"/>
       </w:tblPr>
       <w:tblGrid>
@@ -1175,25 +1397,26 @@
         <w:tc>
           <w:tcPr>
             <w:tcW w:type="dxa" w:w="3120"/>
-            <w:shd w:fill="1E293B"/>
+            <w:shd w:fill="4F46E5"/>
             <w:tcMar>
-              <w:top w:w="120" w:type="dxa"/>
-              <w:bottom w:w="120" w:type="dxa"/>
-              <w:left w:w="150" w:type="dxa"/>
-              <w:right w:w="150" w:type="dxa"/>
+              <w:top w:w="140" w:type="dxa"/>
+              <w:bottom w:w="140" w:type="dxa"/>
+              <w:left w:w="180" w:type="dxa"/>
+              <w:right w:w="180" w:type="dxa"/>
             </w:tcMar>
+            <w:vAlign w:val="center"/>
           </w:tcPr>
           <w:p>
             <w:pPr>
-              <w:spacing w:after="40" w:before="40"/>
-              <w:jc w:val="center"/>
+              <w:spacing w:before="40" w:after="40"/>
+              <w:jc w:val="left"/>
             </w:pPr>
             <w:r>
               <w:rPr>
-                <w:rFonts w:ascii="Times New Roman" w:hAnsi="Times New Roman"/>
+                <w:rFonts w:ascii="Segoe UI" w:hAnsi="Segoe UI"/>
                 <w:b/>
                 <w:color w:val="FFFFFF"/>
-                <w:sz w:val="21"/>
+                <w:sz w:val="20"/>
               </w:rPr>
               <w:t>Dịch vụ</w:t>
             </w:r>
@@ -1202,25 +1425,26 @@
         <w:tc>
           <w:tcPr>
             <w:tcW w:type="dxa" w:w="3120"/>
-            <w:shd w:fill="1E293B"/>
+            <w:shd w:fill="4F46E5"/>
             <w:tcMar>
-              <w:top w:w="120" w:type="dxa"/>
-              <w:bottom w:w="120" w:type="dxa"/>
-              <w:left w:w="150" w:type="dxa"/>
-              <w:right w:w="150" w:type="dxa"/>
+              <w:top w:w="140" w:type="dxa"/>
+              <w:bottom w:w="140" w:type="dxa"/>
+              <w:left w:w="180" w:type="dxa"/>
+              <w:right w:w="180" w:type="dxa"/>
             </w:tcMar>
+            <w:vAlign w:val="center"/>
           </w:tcPr>
           <w:p>
             <w:pPr>
-              <w:spacing w:after="40" w:before="40"/>
-              <w:jc w:val="center"/>
+              <w:spacing w:before="40" w:after="40"/>
+              <w:jc w:val="left"/>
             </w:pPr>
             <w:r>
               <w:rPr>
-                <w:rFonts w:ascii="Times New Roman" w:hAnsi="Times New Roman"/>
+                <w:rFonts w:ascii="Segoe UI" w:hAnsi="Segoe UI"/>
                 <w:b/>
                 <w:color w:val="FFFFFF"/>
-                <w:sz w:val="21"/>
+                <w:sz w:val="20"/>
               </w:rPr>
               <w:t>Địa chỉ truy cập</w:t>
             </w:r>
@@ -1229,25 +1453,26 @@
         <w:tc>
           <w:tcPr>
             <w:tcW w:type="dxa" w:w="3120"/>
-            <w:shd w:fill="1E293B"/>
+            <w:shd w:fill="4F46E5"/>
             <w:tcMar>
-              <w:top w:w="120" w:type="dxa"/>
-              <w:bottom w:w="120" w:type="dxa"/>
-              <w:left w:w="150" w:type="dxa"/>
-              <w:right w:w="150" w:type="dxa"/>
+              <w:top w:w="140" w:type="dxa"/>
+              <w:bottom w:w="140" w:type="dxa"/>
+              <w:left w:w="180" w:type="dxa"/>
+              <w:right w:w="180" w:type="dxa"/>
             </w:tcMar>
+            <w:vAlign w:val="center"/>
           </w:tcPr>
           <w:p>
             <w:pPr>
-              <w:spacing w:after="40" w:before="40"/>
-              <w:jc w:val="center"/>
+              <w:spacing w:before="40" w:after="40"/>
+              <w:jc w:val="left"/>
             </w:pPr>
             <w:r>
               <w:rPr>
-                <w:rFonts w:ascii="Times New Roman" w:hAnsi="Times New Roman"/>
+                <w:rFonts w:ascii="Segoe UI" w:hAnsi="Segoe UI"/>
                 <w:b/>
                 <w:color w:val="FFFFFF"/>
-                <w:sz w:val="21"/>
+                <w:sz w:val="20"/>
               </w:rPr>
               <w:t>Ghi chú</w:t>
             </w:r>
@@ -1260,21 +1485,20 @@
             <w:tcW w:type="dxa" w:w="3120"/>
             <w:shd w:fill="FFFFFF"/>
             <w:tcMar>
-              <w:top w:w="100" w:type="dxa"/>
-              <w:bottom w:w="100" w:type="dxa"/>
-              <w:left w:w="120" w:type="dxa"/>
-              <w:right w:w="120" w:type="dxa"/>
+              <w:top w:w="120" w:type="dxa"/>
+              <w:bottom w:w="120" w:type="dxa"/>
+              <w:left w:w="160" w:type="dxa"/>
+              <w:right w:w="160" w:type="dxa"/>
             </w:tcMar>
+            <w:vAlign w:val="center"/>
           </w:tcPr>
           <w:p>
             <w:pPr>
-              <w:spacing w:after="40" w:before="40"/>
+              <w:spacing w:before="20" w:after="20" w:line="276" w:lineRule="auto"/>
             </w:pPr>
             <w:r>
               <w:rPr>
-                <w:rFonts w:ascii="Times New Roman" w:hAnsi="Times New Roman"/>
                 <w:b/>
-                <w:sz w:val="20"/>
               </w:rPr>
               <w:t>Giao diện Web (Frontend)</w:t>
             </w:r>
@@ -1285,21 +1509,22 @@
             <w:tcW w:type="dxa" w:w="3120"/>
             <w:shd w:fill="FFFFFF"/>
             <w:tcMar>
-              <w:top w:w="100" w:type="dxa"/>
-              <w:bottom w:w="100" w:type="dxa"/>
-              <w:left w:w="120" w:type="dxa"/>
-              <w:right w:w="120" w:type="dxa"/>
+              <w:top w:w="120" w:type="dxa"/>
+              <w:bottom w:w="120" w:type="dxa"/>
+              <w:left w:w="160" w:type="dxa"/>
+              <w:right w:w="160" w:type="dxa"/>
             </w:tcMar>
+            <w:vAlign w:val="center"/>
           </w:tcPr>
           <w:p>
             <w:pPr>
-              <w:spacing w:after="40" w:before="40"/>
+              <w:spacing w:before="20" w:after="20" w:line="276" w:lineRule="auto"/>
             </w:pPr>
             <w:r>
               <w:rPr>
-                <w:rFonts w:ascii="Times New Roman" w:hAnsi="Times New Roman"/>
+                <w:rFonts w:ascii="Consolas" w:hAnsi="Consolas"/>
                 <w:color w:val="B42828"/>
-                <w:sz w:val="20"/>
+                <w:sz w:val="19"/>
               </w:rPr>
               <w:t>http://localhost:3000</w:t>
             </w:r>
@@ -1310,20 +1535,21 @@
             <w:tcW w:type="dxa" w:w="3120"/>
             <w:shd w:fill="FFFFFF"/>
             <w:tcMar>
-              <w:top w:w="100" w:type="dxa"/>
-              <w:bottom w:w="100" w:type="dxa"/>
-              <w:left w:w="120" w:type="dxa"/>
-              <w:right w:w="120" w:type="dxa"/>
+              <w:top w:w="120" w:type="dxa"/>
+              <w:bottom w:w="120" w:type="dxa"/>
+              <w:left w:w="160" w:type="dxa"/>
+              <w:right w:w="160" w:type="dxa"/>
             </w:tcMar>
+            <w:vAlign w:val="center"/>
           </w:tcPr>
           <w:p>
             <w:pPr>
-              <w:spacing w:after="40" w:before="40"/>
+              <w:spacing w:before="20" w:after="20" w:line="276" w:lineRule="auto"/>
             </w:pPr>
             <w:r>
               <w:rPr>
-                <w:rFonts w:ascii="Times New Roman" w:hAnsi="Times New Roman"/>
-                <w:sz w:val="20"/>
+                <w:rFonts w:ascii="Segoe UI" w:hAnsi="Segoe UI"/>
+                <w:sz w:val="19"/>
               </w:rPr>
               <w:t>Trang giao diện chính thức cho người dùng</w:t>
             </w:r>
@@ -1336,21 +1562,20 @@
             <w:tcW w:type="dxa" w:w="3120"/>
             <w:shd w:fill="F8FAFC"/>
             <w:tcMar>
-              <w:top w:w="100" w:type="dxa"/>
-              <w:bottom w:w="100" w:type="dxa"/>
-              <w:left w:w="120" w:type="dxa"/>
-              <w:right w:w="120" w:type="dxa"/>
+              <w:top w:w="120" w:type="dxa"/>
+              <w:bottom w:w="120" w:type="dxa"/>
+              <w:left w:w="160" w:type="dxa"/>
+              <w:right w:w="160" w:type="dxa"/>
             </w:tcMar>
+            <w:vAlign w:val="center"/>
           </w:tcPr>
           <w:p>
             <w:pPr>
-              <w:spacing w:after="40" w:before="40"/>
+              <w:spacing w:before="20" w:after="20" w:line="276" w:lineRule="auto"/>
             </w:pPr>
             <w:r>
               <w:rPr>
-                <w:rFonts w:ascii="Times New Roman" w:hAnsi="Times New Roman"/>
                 <w:b/>
-                <w:sz w:val="20"/>
               </w:rPr>
               <w:t>REST API (Backend)</w:t>
             </w:r>
@@ -1361,21 +1586,22 @@
             <w:tcW w:type="dxa" w:w="3120"/>
             <w:shd w:fill="F8FAFC"/>
             <w:tcMar>
-              <w:top w:w="100" w:type="dxa"/>
-              <w:bottom w:w="100" w:type="dxa"/>
-              <w:left w:w="120" w:type="dxa"/>
-              <w:right w:w="120" w:type="dxa"/>
+              <w:top w:w="120" w:type="dxa"/>
+              <w:bottom w:w="120" w:type="dxa"/>
+              <w:left w:w="160" w:type="dxa"/>
+              <w:right w:w="160" w:type="dxa"/>
             </w:tcMar>
+            <w:vAlign w:val="center"/>
           </w:tcPr>
           <w:p>
             <w:pPr>
-              <w:spacing w:after="40" w:before="40"/>
+              <w:spacing w:before="20" w:after="20" w:line="276" w:lineRule="auto"/>
             </w:pPr>
             <w:r>
               <w:rPr>
-                <w:rFonts w:ascii="Times New Roman" w:hAnsi="Times New Roman"/>
+                <w:rFonts w:ascii="Consolas" w:hAnsi="Consolas"/>
                 <w:color w:val="B42828"/>
-                <w:sz w:val="20"/>
+                <w:sz w:val="19"/>
               </w:rPr>
               <w:t>http://localhost:8080/api/v1</w:t>
             </w:r>
@@ -1386,20 +1612,21 @@
             <w:tcW w:type="dxa" w:w="3120"/>
             <w:shd w:fill="F8FAFC"/>
             <w:tcMar>
-              <w:top w:w="100" w:type="dxa"/>
-              <w:bottom w:w="100" w:type="dxa"/>
-              <w:left w:w="120" w:type="dxa"/>
-              <w:right w:w="120" w:type="dxa"/>
+              <w:top w:w="120" w:type="dxa"/>
+              <w:bottom w:w="120" w:type="dxa"/>
+              <w:left w:w="160" w:type="dxa"/>
+              <w:right w:w="160" w:type="dxa"/>
             </w:tcMar>
+            <w:vAlign w:val="center"/>
           </w:tcPr>
           <w:p>
             <w:pPr>
-              <w:spacing w:after="40" w:before="40"/>
+              <w:spacing w:before="20" w:after="20" w:line="276" w:lineRule="auto"/>
             </w:pPr>
             <w:r>
               <w:rPr>
-                <w:rFonts w:ascii="Times New Roman" w:hAnsi="Times New Roman"/>
-                <w:sz w:val="20"/>
+                <w:rFonts w:ascii="Segoe UI" w:hAnsi="Segoe UI"/>
+                <w:sz w:val="19"/>
               </w:rPr>
               <w:t>Cổng API gốc phục vụ trao đổi dữ liệu</w:t>
             </w:r>
@@ -1412,21 +1639,20 @@
             <w:tcW w:type="dxa" w:w="3120"/>
             <w:shd w:fill="FFFFFF"/>
             <w:tcMar>
-              <w:top w:w="100" w:type="dxa"/>
-              <w:bottom w:w="100" w:type="dxa"/>
-              <w:left w:w="120" w:type="dxa"/>
-              <w:right w:w="120" w:type="dxa"/>
+              <w:top w:w="120" w:type="dxa"/>
+              <w:bottom w:w="120" w:type="dxa"/>
+              <w:left w:w="160" w:type="dxa"/>
+              <w:right w:w="160" w:type="dxa"/>
             </w:tcMar>
+            <w:vAlign w:val="center"/>
           </w:tcPr>
           <w:p>
             <w:pPr>
-              <w:spacing w:after="40" w:before="40"/>
+              <w:spacing w:before="20" w:after="20" w:line="276" w:lineRule="auto"/>
             </w:pPr>
             <w:r>
               <w:rPr>
-                <w:rFonts w:ascii="Times New Roman" w:hAnsi="Times New Roman"/>
                 <w:b/>
-                <w:sz w:val="20"/>
               </w:rPr>
               <w:t>Tài liệu Swagger UI</w:t>
             </w:r>
@@ -1437,21 +1663,22 @@
             <w:tcW w:type="dxa" w:w="3120"/>
             <w:shd w:fill="FFFFFF"/>
             <w:tcMar>
-              <w:top w:w="100" w:type="dxa"/>
-              <w:bottom w:w="100" w:type="dxa"/>
-              <w:left w:w="120" w:type="dxa"/>
-              <w:right w:w="120" w:type="dxa"/>
+              <w:top w:w="120" w:type="dxa"/>
+              <w:bottom w:w="120" w:type="dxa"/>
+              <w:left w:w="160" w:type="dxa"/>
+              <w:right w:w="160" w:type="dxa"/>
             </w:tcMar>
+            <w:vAlign w:val="center"/>
           </w:tcPr>
           <w:p>
             <w:pPr>
-              <w:spacing w:after="40" w:before="40"/>
+              <w:spacing w:before="20" w:after="20" w:line="276" w:lineRule="auto"/>
             </w:pPr>
             <w:r>
               <w:rPr>
-                <w:rFonts w:ascii="Times New Roman" w:hAnsi="Times New Roman"/>
+                <w:rFonts w:ascii="Consolas" w:hAnsi="Consolas"/>
                 <w:color w:val="B42828"/>
-                <w:sz w:val="20"/>
+                <w:sz w:val="19"/>
               </w:rPr>
               <w:t>http://localhost:8080/swagger-ui.html</w:t>
             </w:r>
@@ -1462,20 +1689,21 @@
             <w:tcW w:type="dxa" w:w="3120"/>
             <w:shd w:fill="FFFFFF"/>
             <w:tcMar>
-              <w:top w:w="100" w:type="dxa"/>
-              <w:bottom w:w="100" w:type="dxa"/>
-              <w:left w:w="120" w:type="dxa"/>
-              <w:right w:w="120" w:type="dxa"/>
+              <w:top w:w="120" w:type="dxa"/>
+              <w:bottom w:w="120" w:type="dxa"/>
+              <w:left w:w="160" w:type="dxa"/>
+              <w:right w:w="160" w:type="dxa"/>
             </w:tcMar>
+            <w:vAlign w:val="center"/>
           </w:tcPr>
           <w:p>
             <w:pPr>
-              <w:spacing w:after="40" w:before="40"/>
+              <w:spacing w:before="20" w:after="20" w:line="276" w:lineRule="auto"/>
             </w:pPr>
             <w:r>
               <w:rPr>
-                <w:rFonts w:ascii="Times New Roman" w:hAnsi="Times New Roman"/>
-                <w:sz w:val="20"/>
+                <w:rFonts w:ascii="Segoe UI" w:hAnsi="Segoe UI"/>
+                <w:sz w:val="19"/>
               </w:rPr>
               <w:t>Giao diện tra cứu và tương tác API trực quan</w:t>
             </w:r>
@@ -1488,21 +1716,142 @@
             <w:tcW w:type="dxa" w:w="3120"/>
             <w:shd w:fill="F8FAFC"/>
             <w:tcMar>
-              <w:top w:w="100" w:type="dxa"/>
-              <w:bottom w:w="100" w:type="dxa"/>
-              <w:left w:w="120" w:type="dxa"/>
-              <w:right w:w="120" w:type="dxa"/>
+              <w:top w:w="120" w:type="dxa"/>
+              <w:bottom w:w="120" w:type="dxa"/>
+              <w:left w:w="160" w:type="dxa"/>
+              <w:right w:w="160" w:type="dxa"/>
             </w:tcMar>
+            <w:vAlign w:val="center"/>
           </w:tcPr>
           <w:p>
             <w:pPr>
-              <w:spacing w:after="40" w:before="40"/>
+              <w:spacing w:before="20" w:after="20" w:line="276" w:lineRule="auto"/>
             </w:pPr>
             <w:r>
               <w:rPr>
-                <w:rFonts w:ascii="Times New Roman" w:hAnsi="Times New Roman"/>
                 <w:b/>
-                <w:sz w:val="20"/>
+              </w:rPr>
+              <w:t>Cơ sở dữ liệu MySQL</w:t>
+            </w:r>
+          </w:p>
+        </w:tc>
+        <w:tc>
+          <w:tcPr>
+            <w:tcW w:type="dxa" w:w="3120"/>
+            <w:shd w:fill="F8FAFC"/>
+            <w:tcMar>
+              <w:top w:w="120" w:type="dxa"/>
+              <w:bottom w:w="120" w:type="dxa"/>
+              <w:left w:w="160" w:type="dxa"/>
+              <w:right w:w="160" w:type="dxa"/>
+            </w:tcMar>
+            <w:vAlign w:val="center"/>
+          </w:tcPr>
+          <w:p>
+            <w:pPr>
+              <w:spacing w:before="20" w:after="20" w:line="276" w:lineRule="auto"/>
+            </w:pPr>
+            <w:r>
+              <w:rPr>
+                <w:rFonts w:ascii="Consolas" w:hAnsi="Consolas"/>
+                <w:color w:val="B42828"/>
+                <w:sz w:val="19"/>
+              </w:rPr>
+              <w:t>localhost:3306</w:t>
+            </w:r>
+          </w:p>
+        </w:tc>
+        <w:tc>
+          <w:tcPr>
+            <w:tcW w:type="dxa" w:w="3120"/>
+            <w:shd w:fill="F8FAFC"/>
+            <w:tcMar>
+              <w:top w:w="120" w:type="dxa"/>
+              <w:bottom w:w="120" w:type="dxa"/>
+              <w:left w:w="160" w:type="dxa"/>
+              <w:right w:w="160" w:type="dxa"/>
+            </w:tcMar>
+            <w:vAlign w:val="center"/>
+          </w:tcPr>
+          <w:p>
+            <w:pPr>
+              <w:spacing w:before="20" w:after="20" w:line="276" w:lineRule="auto"/>
+            </w:pPr>
+            <w:r>
+              <w:rPr>
+                <w:rFonts w:ascii="Segoe UI" w:hAnsi="Segoe UI"/>
+                <w:sz w:val="19"/>
+              </w:rPr>
+              <w:t xml:space="preserve">DB: </w:t>
+            </w:r>
+            <w:r>
+              <w:rPr>
+                <w:rFonts w:ascii="Consolas" w:hAnsi="Consolas"/>
+                <w:color w:val="B42828"/>
+                <w:sz w:val="19"/>
+              </w:rPr>
+              <w:t>freelance_db</w:t>
+            </w:r>
+            <w:r>
+              <w:rPr>
+                <w:rFonts w:ascii="Segoe UI" w:hAnsi="Segoe UI"/>
+                <w:sz w:val="19"/>
+              </w:rPr>
+              <w:t xml:space="preserve">, User: </w:t>
+            </w:r>
+            <w:r>
+              <w:rPr>
+                <w:rFonts w:ascii="Consolas" w:hAnsi="Consolas"/>
+                <w:color w:val="B42828"/>
+                <w:sz w:val="19"/>
+              </w:rPr>
+              <w:t>root</w:t>
+            </w:r>
+            <w:r>
+              <w:rPr>
+                <w:rFonts w:ascii="Segoe UI" w:hAnsi="Segoe UI"/>
+                <w:sz w:val="19"/>
+              </w:rPr>
+              <w:t xml:space="preserve">, Pass: </w:t>
+            </w:r>
+            <w:r>
+              <w:rPr>
+                <w:rFonts w:ascii="Consolas" w:hAnsi="Consolas"/>
+                <w:color w:val="B42828"/>
+                <w:sz w:val="19"/>
+              </w:rPr>
+              <w:t>12345</w:t>
+            </w:r>
+            <w:r>
+              <w:rPr>
+                <w:rFonts w:ascii="Segoe UI" w:hAnsi="Segoe UI"/>
+                <w:sz w:val="19"/>
+              </w:rPr>
+              <w:t xml:space="preserve"> (1.450 jobs)</w:t>
+            </w:r>
+          </w:p>
+        </w:tc>
+      </w:tr>
+      <w:tr>
+        <w:tc>
+          <w:tcPr>
+            <w:tcW w:type="dxa" w:w="3120"/>
+            <w:shd w:fill="FFFFFF"/>
+            <w:tcMar>
+              <w:top w:w="120" w:type="dxa"/>
+              <w:bottom w:w="120" w:type="dxa"/>
+              <w:left w:w="160" w:type="dxa"/>
+              <w:right w:w="160" w:type="dxa"/>
+            </w:tcMar>
+            <w:vAlign w:val="center"/>
+          </w:tcPr>
+          <w:p>
+            <w:pPr>
+              <w:spacing w:before="20" w:after="20" w:line="276" w:lineRule="auto"/>
+            </w:pPr>
+            <w:r>
+              <w:rPr>
+                <w:b/>
               </w:rPr>
               <w:t>Cơ sở dữ liệu PostgreSQL</w:t>
             </w:r>
@@ -1511,72 +1860,118 @@
         <w:tc>
           <w:tcPr>
             <w:tcW w:type="dxa" w:w="3120"/>
-            <w:shd w:fill="F8FAFC"/>
+            <w:shd w:fill="FFFFFF"/>
             <w:tcMar>
-              <w:top w:w="100" w:type="dxa"/>
-              <w:bottom w:w="100" w:type="dxa"/>
-              <w:left w:w="120" w:type="dxa"/>
-              <w:right w:w="120" w:type="dxa"/>
+              <w:top w:w="120" w:type="dxa"/>
+              <w:bottom w:w="120" w:type="dxa"/>
+              <w:left w:w="160" w:type="dxa"/>
+              <w:right w:w="160" w:type="dxa"/>
             </w:tcMar>
+            <w:vAlign w:val="center"/>
           </w:tcPr>
           <w:p>
             <w:pPr>
-              <w:spacing w:after="40" w:before="40"/>
+              <w:spacing w:before="20" w:after="20" w:line="276" w:lineRule="auto"/>
             </w:pPr>
             <w:r>
               <w:rPr>
-                <w:rFonts w:ascii="Times New Roman" w:hAnsi="Times New Roman"/>
+                <w:rFonts w:ascii="Consolas" w:hAnsi="Consolas"/>
                 <w:color w:val="B42828"/>
-                <w:sz w:val="20"/>
+                <w:sz w:val="19"/>
               </w:rPr>
-              <w:t>localhost:5432</w:t>
+              <w:t>localhost:5433</w:t>
+            </w:r>
+            <w:r>
+              <w:rPr>
+                <w:rFonts w:ascii="Segoe UI" w:hAnsi="Segoe UI"/>
+                <w:sz w:val="19"/>
+              </w:rPr>
+              <w:t xml:space="preserve"> (Local) / </w:t>
+            </w:r>
+            <w:r>
+              <w:rPr>
+                <w:rFonts w:ascii="Consolas" w:hAnsi="Consolas"/>
+                <w:color w:val="B42828"/>
+                <w:sz w:val="19"/>
+              </w:rPr>
+              <w:t>5432</w:t>
+            </w:r>
+            <w:r>
+              <w:rPr>
+                <w:rFonts w:ascii="Segoe UI" w:hAnsi="Segoe UI"/>
+                <w:sz w:val="19"/>
+              </w:rPr>
+              <w:t xml:space="preserve"> (Docker)</w:t>
             </w:r>
           </w:p>
         </w:tc>
         <w:tc>
           <w:tcPr>
             <w:tcW w:type="dxa" w:w="3120"/>
-            <w:shd w:fill="F8FAFC"/>
+            <w:shd w:fill="FFFFFF"/>
             <w:tcMar>
-              <w:top w:w="100" w:type="dxa"/>
-              <w:bottom w:w="100" w:type="dxa"/>
-              <w:left w:w="120" w:type="dxa"/>
-              <w:right w:w="120" w:type="dxa"/>
+              <w:top w:w="120" w:type="dxa"/>
+              <w:bottom w:w="120" w:type="dxa"/>
+              <w:left w:w="160" w:type="dxa"/>
+              <w:right w:w="160" w:type="dxa"/>
             </w:tcMar>
+            <w:vAlign w:val="center"/>
           </w:tcPr>
           <w:p>
             <w:pPr>
-              <w:spacing w:after="40" w:before="40"/>
+              <w:spacing w:before="20" w:after="20" w:line="276" w:lineRule="auto"/>
             </w:pPr>
             <w:r>
               <w:rPr>
-                <w:rFonts w:ascii="Times New Roman" w:hAnsi="Times New Roman"/>
-                <w:sz w:val="20"/>
+                <w:rFonts w:ascii="Segoe UI" w:hAnsi="Segoe UI"/>
+                <w:sz w:val="19"/>
               </w:rPr>
               <w:t xml:space="preserve">DB: </w:t>
             </w:r>
             <w:r>
               <w:rPr>
-                <w:rFonts w:ascii="Times New Roman" w:hAnsi="Times New Roman"/>
+                <w:rFonts w:ascii="Consolas" w:hAnsi="Consolas"/>
                 <w:color w:val="B42828"/>
-                <w:sz w:val="20"/>
+                <w:sz w:val="19"/>
               </w:rPr>
               <w:t>freelance_db</w:t>
             </w:r>
             <w:r>
               <w:rPr>
-                <w:rFonts w:ascii="Times New Roman" w:hAnsi="Times New Roman"/>
-                <w:sz w:val="20"/>
+                <w:rFonts w:ascii="Segoe UI" w:hAnsi="Segoe UI"/>
+                <w:sz w:val="19"/>
               </w:rPr>
               <w:t xml:space="preserve">, User: </w:t>
             </w:r>
             <w:r>
               <w:rPr>
-                <w:rFonts w:ascii="Times New Roman" w:hAnsi="Times New Roman"/>
+                <w:rFonts w:ascii="Consolas" w:hAnsi="Consolas"/>
                 <w:color w:val="B42828"/>
-                <w:sz w:val="20"/>
+                <w:sz w:val="19"/>
               </w:rPr>
-              <w:t>freelance_user</w:t>
+              <w:t>postgres</w:t>
+            </w:r>
+            <w:r>
+              <w:rPr>
+                <w:rFonts w:ascii="Segoe UI" w:hAnsi="Segoe UI"/>
+                <w:sz w:val="19"/>
+              </w:rPr>
+              <w:t xml:space="preserve">, Pass: </w:t>
+            </w:r>
+            <w:r>
+              <w:rPr>
+                <w:rFonts w:ascii="Consolas" w:hAnsi="Consolas"/>
+                <w:color w:val="B42828"/>
+                <w:sz w:val="19"/>
+              </w:rPr>
+              <w:t>12345</w:t>
+            </w:r>
+            <w:r>
+              <w:rPr>
+                <w:rFonts w:ascii="Segoe UI" w:hAnsi="Segoe UI"/>
+                <w:sz w:val="19"/>
+              </w:rPr>
+              <w:t xml:space="preserve"> (1.450 jobs)</w:t>
             </w:r>
           </w:p>
         </w:tc>
@@ -1584,30 +1979,27 @@
     </w:tbl>
     <w:p>
       <w:pPr>
-        <w:spacing w:after="120"/>
+        <w:spacing w:after="160"/>
       </w:pPr>
     </w:p>
     <w:p>
       <w:pPr>
-        <w:spacing w:after="120" w:before="120"/>
+        <w:spacing w:before="120" w:after="120"/>
+        <w:pBdr>
+          <w:bottom w:val="single" w:sz="12" w:space="1" w:color="CBD5E1"/>
+        </w:pBdr>
       </w:pPr>
-      <w:r>
-        <w:rPr>
-          <w:color w:val="C8CDD7"/>
-        </w:rPr>
-        <w:t>—————————————————————————————————————————————</w:t>
-      </w:r>
     </w:p>
     <w:p>
       <w:pPr>
         <w:pStyle w:val="Heading2"/>
-        <w:spacing w:before="200" w:after="80"/>
+        <w:spacing w:before="280" w:after="120"/>
       </w:pPr>
       <w:r>
         <w:rPr>
-          <w:rFonts w:ascii="Times New Roman" w:hAnsi="Times New Roman"/>
+          <w:rFonts w:ascii="Segoe UI" w:hAnsi="Segoe UI"/>
           <w:b/>
-          <w:color w:val="1E3A8A"/>
+          <w:color w:val="4F46E5"/>
           <w:sz w:val="28"/>
         </w:rPr>
         <w:t>4. TÀI KHOẢN MẪU DÙNG THỬ (DEMO CREDENTIALS)</w:t>
@@ -1615,42 +2007,46 @@
     </w:p>
     <w:p>
       <w:pPr>
-        <w:spacing w:before="80" w:after="120"/>
+        <w:spacing w:before="80" w:after="80"/>
         <w:ind w:left="432"/>
+        <w:pBdr>
+          <w:left w:val="single" w:sz="24" w:space="8" w:color="F59E0B"/>
+        </w:pBdr>
+        <w:shd w:fill="FEF3C7"/>
       </w:pPr>
       <w:r>
         <w:rPr>
-          <w:rFonts w:ascii="Times New Roman" w:hAnsi="Times New Roman"/>
           <w:b/>
           <w:i/>
-          <w:color w:val="475569"/>
-          <w:sz w:val="22"/>
+          <w:color w:val="92400E"/>
+          <w:sz w:val="20"/>
         </w:rPr>
         <w:t>Mật khẩu chung cho tất cả các tài khoản mẫu:</w:t>
       </w:r>
       <w:r>
         <w:rPr>
-          <w:rFonts w:ascii="Times New Roman" w:hAnsi="Times New Roman"/>
           <w:i/>
-          <w:color w:val="475569"/>
-          <w:sz w:val="22"/>
+          <w:color w:val="92400E"/>
+          <w:sz w:val="20"/>
         </w:rPr>
         <w:t xml:space="preserve"> </w:t>
       </w:r>
       <w:r>
         <w:rPr>
-          <w:rFonts w:ascii="Times New Roman" w:hAnsi="Times New Roman"/>
+          <w:rFonts w:ascii="Consolas" w:hAnsi="Consolas"/>
           <w:i/>
-          <w:color w:val="475569"/>
-          <w:sz w:val="22"/>
+          <w:color w:val="92400E"/>
+          <w:sz w:val="20"/>
         </w:rPr>
         <w:t>Password123@</w:t>
       </w:r>
     </w:p>
     <w:tbl>
       <w:tblPr>
+        <w:tblStyle w:val="TableGrid"/>
         <w:tblW w:type="auto" w:w="0"/>
         <w:jc w:val="center"/>
+        <w:tblLayout w:type="autofit"/>
         <w:tblLook w:firstColumn="1" w:firstRow="1" w:lastColumn="0" w:lastRow="0" w:noHBand="0" w:noVBand="1" w:val="04A0"/>
       </w:tblPr>
       <w:tblGrid>
@@ -1663,25 +2059,26 @@
         <w:tc>
           <w:tcPr>
             <w:tcW w:type="dxa" w:w="2340"/>
-            <w:shd w:fill="1E293B"/>
+            <w:shd w:fill="4F46E5"/>
             <w:tcMar>
-              <w:top w:w="120" w:type="dxa"/>
-              <w:bottom w:w="120" w:type="dxa"/>
-              <w:left w:w="150" w:type="dxa"/>
-              <w:right w:w="150" w:type="dxa"/>
+              <w:top w:w="140" w:type="dxa"/>
+              <w:bottom w:w="140" w:type="dxa"/>
+              <w:left w:w="180" w:type="dxa"/>
+              <w:right w:w="180" w:type="dxa"/>
             </w:tcMar>
+            <w:vAlign w:val="center"/>
           </w:tcPr>
           <w:p>
             <w:pPr>
-              <w:spacing w:after="40" w:before="40"/>
-              <w:jc w:val="center"/>
+              <w:spacing w:before="40" w:after="40"/>
+              <w:jc w:val="left"/>
             </w:pPr>
             <w:r>
               <w:rPr>
-                <w:rFonts w:ascii="Times New Roman" w:hAnsi="Times New Roman"/>
+                <w:rFonts w:ascii="Segoe UI" w:hAnsi="Segoe UI"/>
                 <w:b/>
                 <w:color w:val="FFFFFF"/>
-                <w:sz w:val="21"/>
+                <w:sz w:val="20"/>
               </w:rPr>
               <w:t>Vai trò</w:t>
             </w:r>
@@ -1690,25 +2087,26 @@
         <w:tc>
           <w:tcPr>
             <w:tcW w:type="dxa" w:w="2340"/>
-            <w:shd w:fill="1E293B"/>
+            <w:shd w:fill="4F46E5"/>
             <w:tcMar>
-              <w:top w:w="120" w:type="dxa"/>
-              <w:bottom w:w="120" w:type="dxa"/>
-              <w:left w:w="150" w:type="dxa"/>
-              <w:right w:w="150" w:type="dxa"/>
+              <w:top w:w="140" w:type="dxa"/>
+              <w:bottom w:w="140" w:type="dxa"/>
+              <w:left w:w="180" w:type="dxa"/>
+              <w:right w:w="180" w:type="dxa"/>
             </w:tcMar>
+            <w:vAlign w:val="center"/>
           </w:tcPr>
           <w:p>
             <w:pPr>
-              <w:spacing w:after="40" w:before="40"/>
-              <w:jc w:val="center"/>
+              <w:spacing w:before="40" w:after="40"/>
+              <w:jc w:val="left"/>
             </w:pPr>
             <w:r>
               <w:rPr>
-                <w:rFonts w:ascii="Times New Roman" w:hAnsi="Times New Roman"/>
+                <w:rFonts w:ascii="Segoe UI" w:hAnsi="Segoe UI"/>
                 <w:b/>
                 <w:color w:val="FFFFFF"/>
-                <w:sz w:val="21"/>
+                <w:sz w:val="20"/>
               </w:rPr>
               <w:t>Email đăng nhập</w:t>
             </w:r>
@@ -1717,25 +2115,26 @@
         <w:tc>
           <w:tcPr>
             <w:tcW w:type="dxa" w:w="2340"/>
-            <w:shd w:fill="1E293B"/>
+            <w:shd w:fill="4F46E5"/>
             <w:tcMar>
-              <w:top w:w="120" w:type="dxa"/>
-              <w:bottom w:w="120" w:type="dxa"/>
-              <w:left w:w="150" w:type="dxa"/>
-              <w:right w:w="150" w:type="dxa"/>
+              <w:top w:w="140" w:type="dxa"/>
+              <w:bottom w:w="140" w:type="dxa"/>
+              <w:left w:w="180" w:type="dxa"/>
+              <w:right w:w="180" w:type="dxa"/>
             </w:tcMar>
+            <w:vAlign w:val="center"/>
           </w:tcPr>
           <w:p>
             <w:pPr>
-              <w:spacing w:after="40" w:before="40"/>
-              <w:jc w:val="center"/>
+              <w:spacing w:before="40" w:after="40"/>
+              <w:jc w:val="left"/>
             </w:pPr>
             <w:r>
               <w:rPr>
-                <w:rFonts w:ascii="Times New Roman" w:hAnsi="Times New Roman"/>
+                <w:rFonts w:ascii="Segoe UI" w:hAnsi="Segoe UI"/>
                 <w:b/>
                 <w:color w:val="FFFFFF"/>
-                <w:sz w:val="21"/>
+                <w:sz w:val="20"/>
               </w:rPr>
               <w:t>Tên người dùng</w:t>
             </w:r>
@@ -1744,25 +2143,26 @@
         <w:tc>
           <w:tcPr>
             <w:tcW w:type="dxa" w:w="2340"/>
-            <w:shd w:fill="1E293B"/>
+            <w:shd w:fill="4F46E5"/>
             <w:tcMar>
-              <w:top w:w="120" w:type="dxa"/>
-              <w:bottom w:w="120" w:type="dxa"/>
-              <w:left w:w="150" w:type="dxa"/>
-              <w:right w:w="150" w:type="dxa"/>
+              <w:top w:w="140" w:type="dxa"/>
+              <w:bottom w:w="140" w:type="dxa"/>
+              <w:left w:w="180" w:type="dxa"/>
+              <w:right w:w="180" w:type="dxa"/>
             </w:tcMar>
+            <w:vAlign w:val="center"/>
           </w:tcPr>
           <w:p>
             <w:pPr>
-              <w:spacing w:after="40" w:before="40"/>
-              <w:jc w:val="center"/>
+              <w:spacing w:before="40" w:after="40"/>
+              <w:jc w:val="left"/>
             </w:pPr>
             <w:r>
               <w:rPr>
-                <w:rFonts w:ascii="Times New Roman" w:hAnsi="Times New Roman"/>
+                <w:rFonts w:ascii="Segoe UI" w:hAnsi="Segoe UI"/>
                 <w:b/>
                 <w:color w:val="FFFFFF"/>
-                <w:sz w:val="21"/>
+                <w:sz w:val="20"/>
               </w:rPr>
               <w:t>Kịch bản kiểm thử đề xuất</w:t>
             </w:r>
@@ -1775,21 +2175,20 @@
             <w:tcW w:type="dxa" w:w="2340"/>
             <w:shd w:fill="FFFFFF"/>
             <w:tcMar>
-              <w:top w:w="100" w:type="dxa"/>
-              <w:bottom w:w="100" w:type="dxa"/>
-              <w:left w:w="120" w:type="dxa"/>
-              <w:right w:w="120" w:type="dxa"/>
+              <w:top w:w="120" w:type="dxa"/>
+              <w:bottom w:w="120" w:type="dxa"/>
+              <w:left w:w="160" w:type="dxa"/>
+              <w:right w:w="160" w:type="dxa"/>
             </w:tcMar>
+            <w:vAlign w:val="center"/>
           </w:tcPr>
           <w:p>
             <w:pPr>
-              <w:spacing w:after="40" w:before="40"/>
+              <w:spacing w:before="20" w:after="20" w:line="276" w:lineRule="auto"/>
             </w:pPr>
             <w:r>
               <w:rPr>
-                <w:rFonts w:ascii="Times New Roman" w:hAnsi="Times New Roman"/>
                 <w:b/>
-                <w:sz w:val="20"/>
               </w:rPr>
               <w:t>Quản trị viên</w:t>
             </w:r>
@@ -1800,21 +2199,22 @@
             <w:tcW w:type="dxa" w:w="2340"/>
             <w:shd w:fill="FFFFFF"/>
             <w:tcMar>
-              <w:top w:w="100" w:type="dxa"/>
-              <w:bottom w:w="100" w:type="dxa"/>
-              <w:left w:w="120" w:type="dxa"/>
-              <w:right w:w="120" w:type="dxa"/>
+              <w:top w:w="120" w:type="dxa"/>
+              <w:bottom w:w="120" w:type="dxa"/>
+              <w:left w:w="160" w:type="dxa"/>
+              <w:right w:w="160" w:type="dxa"/>
             </w:tcMar>
+            <w:vAlign w:val="center"/>
           </w:tcPr>
           <w:p>
             <w:pPr>
-              <w:spacing w:after="40" w:before="40"/>
+              <w:spacing w:before="20" w:after="20" w:line="276" w:lineRule="auto"/>
             </w:pPr>
             <w:r>
               <w:rPr>
-                <w:rFonts w:ascii="Times New Roman" w:hAnsi="Times New Roman"/>
+                <w:rFonts w:ascii="Consolas" w:hAnsi="Consolas"/>
                 <w:color w:val="B42828"/>
-                <w:sz w:val="20"/>
+                <w:sz w:val="19"/>
               </w:rPr>
               <w:t>admin@freelancehub.vn</w:t>
             </w:r>
@@ -1825,20 +2225,21 @@
             <w:tcW w:type="dxa" w:w="2340"/>
             <w:shd w:fill="FFFFFF"/>
             <w:tcMar>
-              <w:top w:w="100" w:type="dxa"/>
-              <w:bottom w:w="100" w:type="dxa"/>
-              <w:left w:w="120" w:type="dxa"/>
-              <w:right w:w="120" w:type="dxa"/>
+              <w:top w:w="120" w:type="dxa"/>
+              <w:bottom w:w="120" w:type="dxa"/>
+              <w:left w:w="160" w:type="dxa"/>
+              <w:right w:w="160" w:type="dxa"/>
             </w:tcMar>
+            <w:vAlign w:val="center"/>
           </w:tcPr>
           <w:p>
             <w:pPr>
-              <w:spacing w:after="40" w:before="40"/>
+              <w:spacing w:before="20" w:after="20" w:line="276" w:lineRule="auto"/>
             </w:pPr>
             <w:r>
               <w:rPr>
-                <w:rFonts w:ascii="Times New Roman" w:hAnsi="Times New Roman"/>
-                <w:sz w:val="20"/>
+                <w:rFonts w:ascii="Segoe UI" w:hAnsi="Segoe UI"/>
+                <w:sz w:val="19"/>
               </w:rPr>
               <w:t>Quản Trị Viên Nhóm 8</w:t>
             </w:r>
@@ -1849,20 +2250,21 @@
             <w:tcW w:type="dxa" w:w="2340"/>
             <w:shd w:fill="FFFFFF"/>
             <w:tcMar>
-              <w:top w:w="100" w:type="dxa"/>
-              <w:bottom w:w="100" w:type="dxa"/>
-              <w:left w:w="120" w:type="dxa"/>
-              <w:right w:w="120" w:type="dxa"/>
+              <w:top w:w="120" w:type="dxa"/>
+              <w:bottom w:w="120" w:type="dxa"/>
+              <w:left w:w="160" w:type="dxa"/>
+              <w:right w:w="160" w:type="dxa"/>
             </w:tcMar>
+            <w:vAlign w:val="center"/>
           </w:tcPr>
           <w:p>
             <w:pPr>
-              <w:spacing w:after="40" w:before="40"/>
+              <w:spacing w:before="20" w:after="20" w:line="276" w:lineRule="auto"/>
             </w:pPr>
             <w:r>
               <w:rPr>
-                <w:rFonts w:ascii="Times New Roman" w:hAnsi="Times New Roman"/>
-                <w:sz w:val="20"/>
+                <w:rFonts w:ascii="Segoe UI" w:hAnsi="Segoe UI"/>
+                <w:sz w:val="19"/>
               </w:rPr>
               <w:t>Xem thống kê KPI, khóa/mở khóa tài khoản, xóa tin vi phạm</w:t>
             </w:r>
@@ -1875,21 +2277,20 @@
             <w:tcW w:type="dxa" w:w="2340"/>
             <w:shd w:fill="F8FAFC"/>
             <w:tcMar>
-              <w:top w:w="100" w:type="dxa"/>
-              <w:bottom w:w="100" w:type="dxa"/>
-              <w:left w:w="120" w:type="dxa"/>
-              <w:right w:w="120" w:type="dxa"/>
+              <w:top w:w="120" w:type="dxa"/>
+              <w:bottom w:w="120" w:type="dxa"/>
+              <w:left w:w="160" w:type="dxa"/>
+              <w:right w:w="160" w:type="dxa"/>
             </w:tcMar>
+            <w:vAlign w:val="center"/>
           </w:tcPr>
           <w:p>
             <w:pPr>
-              <w:spacing w:after="40" w:before="40"/>
+              <w:spacing w:before="20" w:after="20" w:line="276" w:lineRule="auto"/>
             </w:pPr>
             <w:r>
               <w:rPr>
-                <w:rFonts w:ascii="Times New Roman" w:hAnsi="Times New Roman"/>
                 <w:b/>
-                <w:sz w:val="20"/>
               </w:rPr>
               <w:t>Nhà tuyển dụng</w:t>
             </w:r>
@@ -1900,21 +2301,22 @@
             <w:tcW w:type="dxa" w:w="2340"/>
             <w:shd w:fill="F8FAFC"/>
             <w:tcMar>
-              <w:top w:w="100" w:type="dxa"/>
-              <w:bottom w:w="100" w:type="dxa"/>
-              <w:left w:w="120" w:type="dxa"/>
-              <w:right w:w="120" w:type="dxa"/>
+              <w:top w:w="120" w:type="dxa"/>
+              <w:bottom w:w="120" w:type="dxa"/>
+              <w:left w:w="160" w:type="dxa"/>
+              <w:right w:w="160" w:type="dxa"/>
             </w:tcMar>
+            <w:vAlign w:val="center"/>
           </w:tcPr>
           <w:p>
             <w:pPr>
-              <w:spacing w:after="40" w:before="40"/>
+              <w:spacing w:before="20" w:after="20" w:line="276" w:lineRule="auto"/>
             </w:pPr>
             <w:r>
               <w:rPr>
-                <w:rFonts w:ascii="Times New Roman" w:hAnsi="Times New Roman"/>
+                <w:rFonts w:ascii="Consolas" w:hAnsi="Consolas"/>
                 <w:color w:val="B42828"/>
-                <w:sz w:val="20"/>
+                <w:sz w:val="19"/>
               </w:rPr>
               <w:t>recruiter@thecoffee.vn</w:t>
             </w:r>
@@ -1925,20 +2327,21 @@
             <w:tcW w:type="dxa" w:w="2340"/>
             <w:shd w:fill="F8FAFC"/>
             <w:tcMar>
-              <w:top w:w="100" w:type="dxa"/>
-              <w:bottom w:w="100" w:type="dxa"/>
-              <w:left w:w="120" w:type="dxa"/>
-              <w:right w:w="120" w:type="dxa"/>
+              <w:top w:w="120" w:type="dxa"/>
+              <w:bottom w:w="120" w:type="dxa"/>
+              <w:left w:w="160" w:type="dxa"/>
+              <w:right w:w="160" w:type="dxa"/>
             </w:tcMar>
+            <w:vAlign w:val="center"/>
           </w:tcPr>
           <w:p>
             <w:pPr>
-              <w:spacing w:after="40" w:before="40"/>
+              <w:spacing w:before="20" w:after="20" w:line="276" w:lineRule="auto"/>
             </w:pPr>
             <w:r>
               <w:rPr>
-                <w:rFonts w:ascii="Times New Roman" w:hAnsi="Times New Roman"/>
-                <w:sz w:val="20"/>
+                <w:rFonts w:ascii="Segoe UI" w:hAnsi="Segoe UI"/>
+                <w:sz w:val="19"/>
               </w:rPr>
               <w:t>Nguyễn Thị Tuyết (The Coffee House)</w:t>
             </w:r>
@@ -1949,20 +2352,21 @@
             <w:tcW w:type="dxa" w:w="2340"/>
             <w:shd w:fill="F8FAFC"/>
             <w:tcMar>
-              <w:top w:w="100" w:type="dxa"/>
-              <w:bottom w:w="100" w:type="dxa"/>
-              <w:left w:w="120" w:type="dxa"/>
-              <w:right w:w="120" w:type="dxa"/>
+              <w:top w:w="120" w:type="dxa"/>
+              <w:bottom w:w="120" w:type="dxa"/>
+              <w:left w:w="160" w:type="dxa"/>
+              <w:right w:w="160" w:type="dxa"/>
             </w:tcMar>
+            <w:vAlign w:val="center"/>
           </w:tcPr>
           <w:p>
             <w:pPr>
-              <w:spacing w:after="40" w:before="40"/>
+              <w:spacing w:before="20" w:after="20" w:line="276" w:lineRule="auto"/>
             </w:pPr>
             <w:r>
               <w:rPr>
-                <w:rFonts w:ascii="Times New Roman" w:hAnsi="Times New Roman"/>
-                <w:sz w:val="20"/>
+                <w:rFonts w:ascii="Segoe UI" w:hAnsi="Segoe UI"/>
+                <w:sz w:val="19"/>
               </w:rPr>
               <w:t>Đăng tin part-time, quản lý tin của tôi, đổi trạng thái tin</w:t>
             </w:r>
@@ -1975,21 +2379,20 @@
             <w:tcW w:type="dxa" w:w="2340"/>
             <w:shd w:fill="FFFFFF"/>
             <w:tcMar>
-              <w:top w:w="100" w:type="dxa"/>
-              <w:bottom w:w="100" w:type="dxa"/>
-              <w:left w:w="120" w:type="dxa"/>
-              <w:right w:w="120" w:type="dxa"/>
+              <w:top w:w="120" w:type="dxa"/>
+              <w:bottom w:w="120" w:type="dxa"/>
+              <w:left w:w="160" w:type="dxa"/>
+              <w:right w:w="160" w:type="dxa"/>
             </w:tcMar>
+            <w:vAlign w:val="center"/>
           </w:tcPr>
           <w:p>
             <w:pPr>
-              <w:spacing w:after="40" w:before="40"/>
+              <w:spacing w:before="20" w:after="20" w:line="276" w:lineRule="auto"/>
             </w:pPr>
             <w:r>
               <w:rPr>
-                <w:rFonts w:ascii="Times New Roman" w:hAnsi="Times New Roman"/>
                 <w:b/>
-                <w:sz w:val="20"/>
               </w:rPr>
               <w:t>Nhà tuyển dụng</w:t>
             </w:r>
@@ -2000,21 +2403,22 @@
             <w:tcW w:type="dxa" w:w="2340"/>
             <w:shd w:fill="FFFFFF"/>
             <w:tcMar>
-              <w:top w:w="100" w:type="dxa"/>
-              <w:bottom w:w="100" w:type="dxa"/>
-              <w:left w:w="120" w:type="dxa"/>
-              <w:right w:w="120" w:type="dxa"/>
+              <w:top w:w="120" w:type="dxa"/>
+              <w:bottom w:w="120" w:type="dxa"/>
+              <w:left w:w="160" w:type="dxa"/>
+              <w:right w:w="160" w:type="dxa"/>
             </w:tcMar>
+            <w:vAlign w:val="center"/>
           </w:tcPr>
           <w:p>
             <w:pPr>
-              <w:spacing w:after="40" w:before="40"/>
+              <w:spacing w:before="20" w:after="20" w:line="276" w:lineRule="auto"/>
             </w:pPr>
             <w:r>
               <w:rPr>
-                <w:rFonts w:ascii="Times New Roman" w:hAnsi="Times New Roman"/>
+                <w:rFonts w:ascii="Consolas" w:hAnsi="Consolas"/>
                 <w:color w:val="B42828"/>
-                <w:sz w:val="20"/>
+                <w:sz w:val="19"/>
               </w:rPr>
               <w:t>techlead@innovate.vn</w:t>
             </w:r>
@@ -2025,20 +2429,21 @@
             <w:tcW w:type="dxa" w:w="2340"/>
             <w:shd w:fill="FFFFFF"/>
             <w:tcMar>
-              <w:top w:w="100" w:type="dxa"/>
-              <w:bottom w:w="100" w:type="dxa"/>
-              <w:left w:w="120" w:type="dxa"/>
-              <w:right w:w="120" w:type="dxa"/>
+              <w:top w:w="120" w:type="dxa"/>
+              <w:bottom w:w="120" w:type="dxa"/>
+              <w:left w:w="160" w:type="dxa"/>
+              <w:right w:w="160" w:type="dxa"/>
             </w:tcMar>
+            <w:vAlign w:val="center"/>
           </w:tcPr>
           <w:p>
             <w:pPr>
-              <w:spacing w:after="40" w:before="40"/>
+              <w:spacing w:before="20" w:after="20" w:line="276" w:lineRule="auto"/>
             </w:pPr>
             <w:r>
               <w:rPr>
-                <w:rFonts w:ascii="Times New Roman" w:hAnsi="Times New Roman"/>
-                <w:sz w:val="20"/>
+                <w:rFonts w:ascii="Segoe UI" w:hAnsi="Segoe UI"/>
+                <w:sz w:val="19"/>
               </w:rPr>
               <w:t>Trần Văn Minh (Innovate Studio)</w:t>
             </w:r>
@@ -2049,20 +2454,21 @@
             <w:tcW w:type="dxa" w:w="2340"/>
             <w:shd w:fill="FFFFFF"/>
             <w:tcMar>
-              <w:top w:w="100" w:type="dxa"/>
-              <w:bottom w:w="100" w:type="dxa"/>
-              <w:left w:w="120" w:type="dxa"/>
-              <w:right w:w="120" w:type="dxa"/>
+              <w:top w:w="120" w:type="dxa"/>
+              <w:bottom w:w="120" w:type="dxa"/>
+              <w:left w:w="160" w:type="dxa"/>
+              <w:right w:w="160" w:type="dxa"/>
             </w:tcMar>
+            <w:vAlign w:val="center"/>
           </w:tcPr>
           <w:p>
             <w:pPr>
-              <w:spacing w:after="40" w:before="40"/>
+              <w:spacing w:before="20" w:after="20" w:line="276" w:lineRule="auto"/>
             </w:pPr>
             <w:r>
               <w:rPr>
-                <w:rFonts w:ascii="Times New Roman" w:hAnsi="Times New Roman"/>
-                <w:sz w:val="20"/>
+                <w:rFonts w:ascii="Segoe UI" w:hAnsi="Segoe UI"/>
+                <w:sz w:val="19"/>
               </w:rPr>
               <w:t>Xem danh sách ứng viên, duyệt/từ chối đơn, đánh giá sinh viên</w:t>
             </w:r>
@@ -2075,21 +2481,20 @@
             <w:tcW w:type="dxa" w:w="2340"/>
             <w:shd w:fill="F8FAFC"/>
             <w:tcMar>
-              <w:top w:w="100" w:type="dxa"/>
-              <w:bottom w:w="100" w:type="dxa"/>
-              <w:left w:w="120" w:type="dxa"/>
-              <w:right w:w="120" w:type="dxa"/>
+              <w:top w:w="120" w:type="dxa"/>
+              <w:bottom w:w="120" w:type="dxa"/>
+              <w:left w:w="160" w:type="dxa"/>
+              <w:right w:w="160" w:type="dxa"/>
             </w:tcMar>
+            <w:vAlign w:val="center"/>
           </w:tcPr>
           <w:p>
             <w:pPr>
-              <w:spacing w:after="40" w:before="40"/>
+              <w:spacing w:before="20" w:after="20" w:line="276" w:lineRule="auto"/>
             </w:pPr>
             <w:r>
               <w:rPr>
-                <w:rFonts w:ascii="Times New Roman" w:hAnsi="Times New Roman"/>
                 <w:b/>
-                <w:sz w:val="20"/>
               </w:rPr>
               <w:t>Sinh viên</w:t>
             </w:r>
@@ -2100,21 +2505,22 @@
             <w:tcW w:type="dxa" w:w="2340"/>
             <w:shd w:fill="F8FAFC"/>
             <w:tcMar>
-              <w:top w:w="100" w:type="dxa"/>
-              <w:bottom w:w="100" w:type="dxa"/>
-              <w:left w:w="120" w:type="dxa"/>
-              <w:right w:w="120" w:type="dxa"/>
+              <w:top w:w="120" w:type="dxa"/>
+              <w:bottom w:w="120" w:type="dxa"/>
+              <w:left w:w="160" w:type="dxa"/>
+              <w:right w:w="160" w:type="dxa"/>
             </w:tcMar>
+            <w:vAlign w:val="center"/>
           </w:tcPr>
           <w:p>
             <w:pPr>
-              <w:spacing w:after="40" w:before="40"/>
+              <w:spacing w:before="20" w:after="20" w:line="276" w:lineRule="auto"/>
             </w:pPr>
             <w:r>
               <w:rPr>
-                <w:rFonts w:ascii="Times New Roman" w:hAnsi="Times New Roman"/>
+                <w:rFonts w:ascii="Consolas" w:hAnsi="Consolas"/>
                 <w:color w:val="B42828"/>
-                <w:sz w:val="20"/>
+                <w:sz w:val="19"/>
               </w:rPr>
               <w:t>sinhvien.tai@vanlanguni.vn</w:t>
             </w:r>
@@ -2125,20 +2531,21 @@
             <w:tcW w:type="dxa" w:w="2340"/>
             <w:shd w:fill="F8FAFC"/>
             <w:tcMar>
-              <w:top w:w="100" w:type="dxa"/>
-              <w:bottom w:w="100" w:type="dxa"/>
-              <w:left w:w="120" w:type="dxa"/>
-              <w:right w:w="120" w:type="dxa"/>
+              <w:top w:w="120" w:type="dxa"/>
+              <w:bottom w:w="120" w:type="dxa"/>
+              <w:left w:w="160" w:type="dxa"/>
+              <w:right w:w="160" w:type="dxa"/>
             </w:tcMar>
+            <w:vAlign w:val="center"/>
           </w:tcPr>
           <w:p>
             <w:pPr>
-              <w:spacing w:after="40" w:before="40"/>
+              <w:spacing w:before="20" w:after="20" w:line="276" w:lineRule="auto"/>
             </w:pPr>
             <w:r>
               <w:rPr>
-                <w:rFonts w:ascii="Times New Roman" w:hAnsi="Times New Roman"/>
-                <w:sz w:val="20"/>
+                <w:rFonts w:ascii="Segoe UI" w:hAnsi="Segoe UI"/>
+                <w:sz w:val="19"/>
               </w:rPr>
               <w:t>Nguyễn Tấn Tài</w:t>
             </w:r>
@@ -2149,20 +2556,21 @@
             <w:tcW w:type="dxa" w:w="2340"/>
             <w:shd w:fill="F8FAFC"/>
             <w:tcMar>
-              <w:top w:w="100" w:type="dxa"/>
-              <w:bottom w:w="100" w:type="dxa"/>
-              <w:left w:w="120" w:type="dxa"/>
-              <w:right w:w="120" w:type="dxa"/>
+              <w:top w:w="120" w:type="dxa"/>
+              <w:bottom w:w="120" w:type="dxa"/>
+              <w:left w:w="160" w:type="dxa"/>
+              <w:right w:w="160" w:type="dxa"/>
             </w:tcMar>
+            <w:vAlign w:val="center"/>
           </w:tcPr>
           <w:p>
             <w:pPr>
-              <w:spacing w:after="40" w:before="40"/>
+              <w:spacing w:before="20" w:after="20" w:line="276" w:lineRule="auto"/>
             </w:pPr>
             <w:r>
               <w:rPr>
-                <w:rFonts w:ascii="Times New Roman" w:hAnsi="Times New Roman"/>
-                <w:sz w:val="20"/>
+                <w:rFonts w:ascii="Segoe UI" w:hAnsi="Segoe UI"/>
+                <w:sz w:val="19"/>
               </w:rPr>
               <w:t>Xem đơn đã được duyệt, thực hiện đánh giá NTD sau hoàn thành</w:t>
             </w:r>
@@ -2175,21 +2583,20 @@
             <w:tcW w:type="dxa" w:w="2340"/>
             <w:shd w:fill="FFFFFF"/>
             <w:tcMar>
-              <w:top w:w="100" w:type="dxa"/>
-              <w:bottom w:w="100" w:type="dxa"/>
-              <w:left w:w="120" w:type="dxa"/>
-              <w:right w:w="120" w:type="dxa"/>
+              <w:top w:w="120" w:type="dxa"/>
+              <w:bottom w:w="120" w:type="dxa"/>
+              <w:left w:w="160" w:type="dxa"/>
+              <w:right w:w="160" w:type="dxa"/>
             </w:tcMar>
+            <w:vAlign w:val="center"/>
           </w:tcPr>
           <w:p>
             <w:pPr>
-              <w:spacing w:after="40" w:before="40"/>
+              <w:spacing w:before="20" w:after="20" w:line="276" w:lineRule="auto"/>
             </w:pPr>
             <w:r>
               <w:rPr>
-                <w:rFonts w:ascii="Times New Roman" w:hAnsi="Times New Roman"/>
                 <w:b/>
-                <w:sz w:val="20"/>
               </w:rPr>
               <w:t>Sinh viên</w:t>
             </w:r>
@@ -2200,21 +2607,22 @@
             <w:tcW w:type="dxa" w:w="2340"/>
             <w:shd w:fill="FFFFFF"/>
             <w:tcMar>
-              <w:top w:w="100" w:type="dxa"/>
-              <w:bottom w:w="100" w:type="dxa"/>
-              <w:left w:w="120" w:type="dxa"/>
-              <w:right w:w="120" w:type="dxa"/>
+              <w:top w:w="120" w:type="dxa"/>
+              <w:bottom w:w="120" w:type="dxa"/>
+              <w:left w:w="160" w:type="dxa"/>
+              <w:right w:w="160" w:type="dxa"/>
             </w:tcMar>
+            <w:vAlign w:val="center"/>
           </w:tcPr>
           <w:p>
             <w:pPr>
-              <w:spacing w:after="40" w:before="40"/>
+              <w:spacing w:before="20" w:after="20" w:line="276" w:lineRule="auto"/>
             </w:pPr>
             <w:r>
               <w:rPr>
-                <w:rFonts w:ascii="Times New Roman" w:hAnsi="Times New Roman"/>
+                <w:rFonts w:ascii="Consolas" w:hAnsi="Consolas"/>
                 <w:color w:val="B42828"/>
-                <w:sz w:val="20"/>
+                <w:sz w:val="19"/>
               </w:rPr>
               <w:t>sinhvien.khoi@vanlanguni.vn</w:t>
             </w:r>
@@ -2225,22 +2633,23 @@
             <w:tcW w:type="dxa" w:w="2340"/>
             <w:shd w:fill="FFFFFF"/>
             <w:tcMar>
-              <w:top w:w="100" w:type="dxa"/>
-              <w:bottom w:w="100" w:type="dxa"/>
-              <w:left w:w="120" w:type="dxa"/>
-              <w:right w:w="120" w:type="dxa"/>
+              <w:top w:w="120" w:type="dxa"/>
+              <w:bottom w:w="120" w:type="dxa"/>
+              <w:left w:w="160" w:type="dxa"/>
+              <w:right w:w="160" w:type="dxa"/>
             </w:tcMar>
+            <w:vAlign w:val="center"/>
           </w:tcPr>
           <w:p>
             <w:pPr>
-              <w:spacing w:after="40" w:before="40"/>
+              <w:spacing w:before="20" w:after="20" w:line="276" w:lineRule="auto"/>
             </w:pPr>
             <w:r>
               <w:rPr>
-                <w:rFonts w:ascii="Times New Roman" w:hAnsi="Times New Roman"/>
-                <w:sz w:val="20"/>
+                <w:rFonts w:ascii="Segoe UI" w:hAnsi="Segoe UI"/>
+                <w:sz w:val="19"/>
               </w:rPr>
-              <w:t>Đăng Khôi</w:t>
+              <w:t>Nguyễn Bá Anh Khôi</w:t>
             </w:r>
           </w:p>
         </w:tc>
@@ -2249,20 +2658,21 @@
             <w:tcW w:type="dxa" w:w="2340"/>
             <w:shd w:fill="FFFFFF"/>
             <w:tcMar>
-              <w:top w:w="100" w:type="dxa"/>
-              <w:bottom w:w="100" w:type="dxa"/>
-              <w:left w:w="120" w:type="dxa"/>
-              <w:right w:w="120" w:type="dxa"/>
+              <w:top w:w="120" w:type="dxa"/>
+              <w:bottom w:w="120" w:type="dxa"/>
+              <w:left w:w="160" w:type="dxa"/>
+              <w:right w:w="160" w:type="dxa"/>
             </w:tcMar>
+            <w:vAlign w:val="center"/>
           </w:tcPr>
           <w:p>
             <w:pPr>
-              <w:spacing w:after="40" w:before="40"/>
+              <w:spacing w:before="20" w:after="20" w:line="276" w:lineRule="auto"/>
             </w:pPr>
             <w:r>
               <w:rPr>
-                <w:rFonts w:ascii="Times New Roman" w:hAnsi="Times New Roman"/>
-                <w:sz w:val="20"/>
+                <w:rFonts w:ascii="Segoe UI" w:hAnsi="Segoe UI"/>
+                <w:sz w:val="19"/>
               </w:rPr>
               <w:t>Tìm kiếm/lọc tin, nộp hồ sơ ứng tuyển mới kèm link CV</w:t>
             </w:r>
@@ -2275,21 +2685,20 @@
             <w:tcW w:type="dxa" w:w="2340"/>
             <w:shd w:fill="F8FAFC"/>
             <w:tcMar>
-              <w:top w:w="100" w:type="dxa"/>
-              <w:bottom w:w="100" w:type="dxa"/>
-              <w:left w:w="120" w:type="dxa"/>
-              <w:right w:w="120" w:type="dxa"/>
+              <w:top w:w="120" w:type="dxa"/>
+              <w:bottom w:w="120" w:type="dxa"/>
+              <w:left w:w="160" w:type="dxa"/>
+              <w:right w:w="160" w:type="dxa"/>
             </w:tcMar>
+            <w:vAlign w:val="center"/>
           </w:tcPr>
           <w:p>
             <w:pPr>
-              <w:spacing w:after="40" w:before="40"/>
+              <w:spacing w:before="20" w:after="20" w:line="276" w:lineRule="auto"/>
             </w:pPr>
             <w:r>
               <w:rPr>
-                <w:rFonts w:ascii="Times New Roman" w:hAnsi="Times New Roman"/>
                 <w:b/>
-                <w:sz w:val="20"/>
               </w:rPr>
               <w:t>Sinh viên</w:t>
             </w:r>
@@ -2300,21 +2709,22 @@
             <w:tcW w:type="dxa" w:w="2340"/>
             <w:shd w:fill="F8FAFC"/>
             <w:tcMar>
-              <w:top w:w="100" w:type="dxa"/>
-              <w:bottom w:w="100" w:type="dxa"/>
-              <w:left w:w="120" w:type="dxa"/>
-              <w:right w:w="120" w:type="dxa"/>
+              <w:top w:w="120" w:type="dxa"/>
+              <w:bottom w:w="120" w:type="dxa"/>
+              <w:left w:w="160" w:type="dxa"/>
+              <w:right w:w="160" w:type="dxa"/>
             </w:tcMar>
+            <w:vAlign w:val="center"/>
           </w:tcPr>
           <w:p>
             <w:pPr>
-              <w:spacing w:after="40" w:before="40"/>
+              <w:spacing w:before="20" w:after="20" w:line="276" w:lineRule="auto"/>
             </w:pPr>
             <w:r>
               <w:rPr>
-                <w:rFonts w:ascii="Times New Roman" w:hAnsi="Times New Roman"/>
+                <w:rFonts w:ascii="Consolas" w:hAnsi="Consolas"/>
                 <w:color w:val="B42828"/>
-                <w:sz w:val="20"/>
+                <w:sz w:val="19"/>
               </w:rPr>
               <w:t>sinhvien.long@vanlanguni.vn</w:t>
             </w:r>
@@ -2325,22 +2735,23 @@
             <w:tcW w:type="dxa" w:w="2340"/>
             <w:shd w:fill="F8FAFC"/>
             <w:tcMar>
-              <w:top w:w="100" w:type="dxa"/>
-              <w:bottom w:w="100" w:type="dxa"/>
-              <w:left w:w="120" w:type="dxa"/>
-              <w:right w:w="120" w:type="dxa"/>
+              <w:top w:w="120" w:type="dxa"/>
+              <w:bottom w:w="120" w:type="dxa"/>
+              <w:left w:w="160" w:type="dxa"/>
+              <w:right w:w="160" w:type="dxa"/>
             </w:tcMar>
+            <w:vAlign w:val="center"/>
           </w:tcPr>
           <w:p>
             <w:pPr>
-              <w:spacing w:after="40" w:before="40"/>
+              <w:spacing w:before="20" w:after="20" w:line="276" w:lineRule="auto"/>
             </w:pPr>
             <w:r>
               <w:rPr>
-                <w:rFonts w:ascii="Times New Roman" w:hAnsi="Times New Roman"/>
-                <w:sz w:val="20"/>
+                <w:rFonts w:ascii="Segoe UI" w:hAnsi="Segoe UI"/>
+                <w:sz w:val="19"/>
               </w:rPr>
-              <w:t>Bảo Long</w:t>
+              <w:t>Hoàng Bảo Long</w:t>
             </w:r>
           </w:p>
         </w:tc>
@@ -2349,20 +2760,21 @@
             <w:tcW w:type="dxa" w:w="2340"/>
             <w:shd w:fill="F8FAFC"/>
             <w:tcMar>
-              <w:top w:w="100" w:type="dxa"/>
-              <w:bottom w:w="100" w:type="dxa"/>
-              <w:left w:w="120" w:type="dxa"/>
-              <w:right w:w="120" w:type="dxa"/>
+              <w:top w:w="120" w:type="dxa"/>
+              <w:bottom w:w="120" w:type="dxa"/>
+              <w:left w:w="160" w:type="dxa"/>
+              <w:right w:w="160" w:type="dxa"/>
             </w:tcMar>
+            <w:vAlign w:val="center"/>
           </w:tcPr>
           <w:p>
             <w:pPr>
-              <w:spacing w:after="40" w:before="40"/>
+              <w:spacing w:before="20" w:after="20" w:line="276" w:lineRule="auto"/>
             </w:pPr>
             <w:r>
               <w:rPr>
-                <w:rFonts w:ascii="Times New Roman" w:hAnsi="Times New Roman"/>
-                <w:sz w:val="20"/>
+                <w:rFonts w:ascii="Segoe UI" w:hAnsi="Segoe UI"/>
+                <w:sz w:val="19"/>
               </w:rPr>
               <w:t>Cập nhật hồ sơ kỹ năng, xem danh sách thông báo hệ thống</w:t>
             </w:r>
@@ -2372,30 +2784,27 @@
     </w:tbl>
     <w:p>
       <w:pPr>
-        <w:spacing w:after="120"/>
+        <w:spacing w:after="160"/>
       </w:pPr>
     </w:p>
     <w:p>
       <w:pPr>
-        <w:spacing w:after="120" w:before="120"/>
+        <w:spacing w:before="120" w:after="120"/>
+        <w:pBdr>
+          <w:bottom w:val="single" w:sz="12" w:space="1" w:color="CBD5E1"/>
+        </w:pBdr>
       </w:pPr>
-      <w:r>
-        <w:rPr>
-          <w:color w:val="C8CDD7"/>
-        </w:rPr>
-        <w:t>—————————————————————————————————————————————</w:t>
-      </w:r>
     </w:p>
     <w:p>
       <w:pPr>
         <w:pStyle w:val="Heading2"/>
-        <w:spacing w:before="200" w:after="80"/>
+        <w:spacing w:before="280" w:after="120"/>
       </w:pPr>
       <w:r>
         <w:rPr>
-          <w:rFonts w:ascii="Times New Roman" w:hAnsi="Times New Roman"/>
+          <w:rFonts w:ascii="Segoe UI" w:hAnsi="Segoe UI"/>
           <w:b/>
-          <w:color w:val="1E3A8A"/>
+          <w:color w:val="4F46E5"/>
           <w:sz w:val="28"/>
         </w:rPr>
         <w:t>5. XỬ LÝ SỰ CỐ THƯỜNG GẶP (TROUBLESHOOTING)</w:t>
@@ -2403,170 +2812,185 @@
     </w:p>
     <w:p>
       <w:pPr>
-        <w:pStyle w:val="ListNumber"/>
-        <w:spacing w:after="60" w:before="0"/>
+        <w:spacing w:before="40" w:after="40" w:line="276" w:lineRule="auto"/>
+        <w:ind w:left="360"/>
       </w:pPr>
       <w:r>
         <w:rPr>
-          <w:rFonts w:ascii="Times New Roman" w:hAnsi="Times New Roman"/>
+          <w:rFonts w:ascii="Segoe UI" w:hAnsi="Segoe UI"/>
+          <w:sz w:val="20"/>
+        </w:rPr>
+        <w:t xml:space="preserve">1. </w:t>
+      </w:r>
+      <w:r>
+        <w:rPr>
           <w:b/>
-          <w:sz w:val="22"/>
         </w:rPr>
         <w:t>Lỗi cổng 8080 hoặc 3000 bị chiếm dụng:</w:t>
       </w:r>
     </w:p>
     <w:p>
       <w:pPr>
-        <w:spacing w:after="100" w:before="0" w:line="276" w:lineRule="auto"/>
+        <w:spacing w:before="40" w:after="80" w:line="288" w:lineRule="auto"/>
       </w:pPr>
       <w:r>
         <w:rPr>
-          <w:rFonts w:ascii="Times New Roman" w:hAnsi="Times New Roman"/>
-          <w:sz w:val="22"/>
+          <w:rFonts w:ascii="Segoe UI" w:hAnsi="Segoe UI"/>
+          <w:sz w:val="21"/>
         </w:rPr>
         <w:t xml:space="preserve">   - Kiểm tra tiến trình đang chạy trên Windows: </w:t>
       </w:r>
       <w:r>
         <w:rPr>
-          <w:rFonts w:ascii="Times New Roman" w:hAnsi="Times New Roman"/>
+          <w:rFonts w:ascii="Consolas" w:hAnsi="Consolas"/>
           <w:color w:val="B42828"/>
-          <w:sz w:val="22"/>
+          <w:sz w:val="19"/>
         </w:rPr>
         <w:t>netstat -ano | findstr :8080</w:t>
       </w:r>
     </w:p>
     <w:p>
       <w:pPr>
-        <w:spacing w:after="100" w:before="0" w:line="276" w:lineRule="auto"/>
+        <w:spacing w:before="40" w:after="80" w:line="288" w:lineRule="auto"/>
       </w:pPr>
       <w:r>
         <w:rPr>
-          <w:rFonts w:ascii="Times New Roman" w:hAnsi="Times New Roman"/>
-          <w:sz w:val="22"/>
+          <w:rFonts w:ascii="Segoe UI" w:hAnsi="Segoe UI"/>
+          <w:sz w:val="21"/>
         </w:rPr>
         <w:t xml:space="preserve">   - Đóng tiến trình chiếm cổng: </w:t>
       </w:r>
       <w:r>
         <w:rPr>
-          <w:rFonts w:ascii="Times New Roman" w:hAnsi="Times New Roman"/>
+          <w:rFonts w:ascii="Consolas" w:hAnsi="Consolas"/>
           <w:color w:val="B42828"/>
-          <w:sz w:val="22"/>
+          <w:sz w:val="19"/>
         </w:rPr>
         <w:t>taskkill /F /PID &lt;PID&gt;</w:t>
       </w:r>
     </w:p>
     <w:p>
       <w:pPr>
-        <w:pStyle w:val="ListNumber"/>
-        <w:spacing w:after="60" w:before="0"/>
+        <w:spacing w:before="40" w:after="40" w:line="276" w:lineRule="auto"/>
+        <w:ind w:left="360"/>
       </w:pPr>
       <w:r>
         <w:rPr>
-          <w:rFonts w:ascii="Times New Roman" w:hAnsi="Times New Roman"/>
+          <w:rFonts w:ascii="Segoe UI" w:hAnsi="Segoe UI"/>
+          <w:sz w:val="20"/>
+        </w:rPr>
+        <w:t xml:space="preserve">2. </w:t>
+      </w:r>
+      <w:r>
+        <w:rPr>
           <w:b/>
-          <w:sz w:val="22"/>
         </w:rPr>
         <w:t>Không kết nối được PostgreSQL khi chạy cục bộ:</w:t>
       </w:r>
     </w:p>
     <w:p>
       <w:pPr>
-        <w:spacing w:after="100" w:before="0" w:line="276" w:lineRule="auto"/>
+        <w:spacing w:before="40" w:after="80" w:line="288" w:lineRule="auto"/>
       </w:pPr>
       <w:r>
         <w:rPr>
-          <w:rFonts w:ascii="Times New Roman" w:hAnsi="Times New Roman"/>
-          <w:sz w:val="22"/>
+          <w:rFonts w:ascii="Segoe UI" w:hAnsi="Segoe UI"/>
+          <w:sz w:val="21"/>
         </w:rPr>
         <w:t xml:space="preserve">   - Backend được cấu hình tự động dự phòng: Nếu không phát hiện PostgreSQL chạy tại cổng 5432, Spring Boot sẽ tự kích hoạt CSDL H2 In-Memory và nạp dữ liệu mẫu để việc demo không bị gián đoạn.</w:t>
       </w:r>
     </w:p>
     <w:p>
       <w:pPr>
-        <w:pStyle w:val="ListNumber"/>
-        <w:spacing w:after="60" w:before="0"/>
+        <w:spacing w:before="40" w:after="40" w:line="276" w:lineRule="auto"/>
+        <w:ind w:left="360"/>
       </w:pPr>
       <w:r>
         <w:rPr>
-          <w:rFonts w:ascii="Times New Roman" w:hAnsi="Times New Roman"/>
+          <w:rFonts w:ascii="Segoe UI" w:hAnsi="Segoe UI"/>
+          <w:sz w:val="20"/>
+        </w:rPr>
+        <w:t xml:space="preserve">3. </w:t>
+      </w:r>
+      <w:r>
+        <w:rPr>
           <w:b/>
-          <w:sz w:val="22"/>
         </w:rPr>
         <w:t>Dọn dẹp cụm Docker khi muốn chạy lại từ đầu:</w:t>
       </w:r>
     </w:p>
     <w:p>
       <w:pPr>
-        <w:spacing w:after="100" w:before="0" w:line="276" w:lineRule="auto"/>
+        <w:spacing w:before="40" w:after="80" w:line="288" w:lineRule="auto"/>
       </w:pPr>
       <w:r>
         <w:rPr>
-          <w:rFonts w:ascii="Times New Roman" w:hAnsi="Times New Roman"/>
-          <w:sz w:val="22"/>
+          <w:rFonts w:ascii="Segoe UI" w:hAnsi="Segoe UI"/>
+          <w:sz w:val="21"/>
         </w:rPr>
         <w:t xml:space="preserve">   </w:t>
       </w:r>
       <w:r>
         <w:rPr>
-          <w:rFonts w:ascii="Times New Roman" w:hAnsi="Times New Roman"/>
+          <w:rFonts w:ascii="Consolas" w:hAnsi="Consolas"/>
           <w:color w:val="B42828"/>
-          <w:sz w:val="22"/>
+          <w:sz w:val="19"/>
         </w:rPr>
       </w:r>
       <w:r>
         <w:rPr>
-          <w:rFonts w:ascii="Times New Roman" w:hAnsi="Times New Roman"/>
-          <w:sz w:val="22"/>
+          <w:rFonts w:ascii="Segoe UI" w:hAnsi="Segoe UI"/>
+          <w:sz w:val="21"/>
         </w:rPr>
         <w:t>`bash</w:t>
       </w:r>
     </w:p>
     <w:p>
       <w:pPr>
-        <w:spacing w:after="100" w:before="0" w:line="276" w:lineRule="auto"/>
+        <w:spacing w:before="40" w:after="80" w:line="288" w:lineRule="auto"/>
       </w:pPr>
       <w:r>
         <w:rPr>
-          <w:rFonts w:ascii="Times New Roman" w:hAnsi="Times New Roman"/>
-          <w:sz w:val="22"/>
+          <w:rFonts w:ascii="Segoe UI" w:hAnsi="Segoe UI"/>
+          <w:sz w:val="21"/>
         </w:rPr>
         <w:t xml:space="preserve">   docker-compose down -v</w:t>
       </w:r>
     </w:p>
     <w:p>
       <w:pPr>
-        <w:spacing w:after="100" w:before="0" w:line="276" w:lineRule="auto"/>
+        <w:spacing w:before="40" w:after="80" w:line="288" w:lineRule="auto"/>
       </w:pPr>
       <w:r>
         <w:rPr>
-          <w:rFonts w:ascii="Times New Roman" w:hAnsi="Times New Roman"/>
-          <w:sz w:val="22"/>
+          <w:rFonts w:ascii="Segoe UI" w:hAnsi="Segoe UI"/>
+          <w:sz w:val="21"/>
         </w:rPr>
         <w:t xml:space="preserve">   docker-compose up -d --build</w:t>
       </w:r>
     </w:p>
     <w:p>
       <w:pPr>
-        <w:spacing w:after="100" w:before="0" w:line="276" w:lineRule="auto"/>
+        <w:spacing w:before="40" w:after="80" w:line="288" w:lineRule="auto"/>
       </w:pPr>
       <w:r>
         <w:rPr>
-          <w:rFonts w:ascii="Times New Roman" w:hAnsi="Times New Roman"/>
-          <w:sz w:val="22"/>
+          <w:rFonts w:ascii="Segoe UI" w:hAnsi="Segoe UI"/>
+          <w:sz w:val="21"/>
         </w:rPr>
         <w:t xml:space="preserve">   </w:t>
       </w:r>
       <w:r>
         <w:rPr>
-          <w:rFonts w:ascii="Times New Roman" w:hAnsi="Times New Roman"/>
+          <w:rFonts w:ascii="Consolas" w:hAnsi="Consolas"/>
           <w:color w:val="B42828"/>
-          <w:sz w:val="22"/>
+          <w:sz w:val="19"/>
         </w:rPr>
       </w:r>
       <w:r>
         <w:rPr>
-          <w:rFonts w:ascii="Times New Roman" w:hAnsi="Times New Roman"/>
-          <w:sz w:val="22"/>
+          <w:rFonts w:ascii="Segoe UI" w:hAnsi="Segoe UI"/>
+          <w:sz w:val="21"/>
         </w:rPr>
         <w:t>`</w:t>
       </w:r>
@@ -2944,6 +3368,11 @@
     <w:name w:val="Normal"/>
     <w:qFormat/>
     <w:rsid w:val="00FC693F"/>
+    <w:rPr>
+      <w:rFonts w:ascii="Segoe UI" w:hAnsi="Segoe UI"/>
+      <w:color w:val="1E293B"/>
+      <w:sz w:val="21"/>
+    </w:rPr>
   </w:style>
   <w:style w:type="paragraph" w:styleId="Header">
     <w:name w:val="header"/>

--- a/docs/deployment-guide.docx
+++ b/docs/deployment-guide.docx
@@ -332,7 +332,7 @@
           <w:rFonts w:ascii="Segoe UI" w:hAnsi="Segoe UI"/>
           <w:sz w:val="20"/>
         </w:rPr>
-        <w:t>), nạp 1.450+ việc làm và tự bật trình duyệt web.</w:t>
+        <w:t>), nạp 1.470+ việc làm và tự bật trình duyệt web.</w:t>
       </w:r>
     </w:p>
     <w:p>
@@ -403,7 +403,7 @@
           <w:rFonts w:ascii="Segoe UI" w:hAnsi="Segoe UI"/>
           <w:sz w:val="20"/>
         </w:rPr>
-        <w:t>), nạp 1.450+ việc làm và tự bật trình duyệt web.</w:t>
+        <w:t>), nạp 1.470+ việc làm và tự bật trình duyệt web.</w:t>
       </w:r>
     </w:p>
     <w:p>
@@ -1827,7 +1827,7 @@
                 <w:rFonts w:ascii="Segoe UI" w:hAnsi="Segoe UI"/>
                 <w:sz w:val="19"/>
               </w:rPr>
-              <w:t xml:space="preserve"> (1.450 jobs)</w:t>
+              <w:t xml:space="preserve"> (1.470 jobs)</w:t>
             </w:r>
           </w:p>
         </w:tc>
@@ -1971,7 +1971,7 @@
                 <w:rFonts w:ascii="Segoe UI" w:hAnsi="Segoe UI"/>
                 <w:sz w:val="19"/>
               </w:rPr>
-              <w:t xml:space="preserve"> (1.450 jobs)</w:t>
+              <w:t xml:space="preserve"> (1.470 jobs)</w:t>
             </w:r>
           </w:p>
         </w:tc>

--- a/docs/deployment-guide.docx
+++ b/docs/deployment-guide.docx
@@ -1551,7 +1551,7 @@
                 <w:rFonts w:ascii="Segoe UI" w:hAnsi="Segoe UI"/>
                 <w:sz w:val="19"/>
               </w:rPr>
-              <w:t>Trang giao diện chính thức cho người dùng</w:t>
+              <w:t>Giao diện React Vite (Dark/Light mode, Song ngữ VI/EN, Hồ sơ đa vai trò)</w:t>
             </w:r>
           </w:p>
         </w:tc>
@@ -1577,7 +1577,7 @@
               <w:rPr>
                 <w:b/>
               </w:rPr>
-              <w:t>REST API (Backend)</w:t>
+              <w:t>REST API Root (Backend)</w:t>
             </w:r>
           </w:p>
         </w:tc>
@@ -1628,7 +1628,22 @@
                 <w:rFonts w:ascii="Segoe UI" w:hAnsi="Segoe UI"/>
                 <w:sz w:val="19"/>
               </w:rPr>
-              <w:t>Cổng API gốc phục vụ trao đổi dữ liệu</w:t>
+              <w:t>Cổng API gốc: kiểm tra trạng thái máy chủ (</w:t>
+            </w:r>
+            <w:r>
+              <w:rPr>
+                <w:rFonts w:ascii="Consolas" w:hAnsi="Consolas"/>
+                <w:color w:val="B42828"/>
+                <w:sz w:val="19"/>
+              </w:rPr>
+              <w:t>RootController</w:t>
+            </w:r>
+            <w:r>
+              <w:rPr>
+                <w:rFonts w:ascii="Segoe UI" w:hAnsi="Segoe UI"/>
+                <w:sz w:val="19"/>
+              </w:rPr>
+              <w:t>)</w:t>
             </w:r>
           </w:p>
         </w:tc>
@@ -1680,7 +1695,7 @@
                 <w:color w:val="B42828"/>
                 <w:sz w:val="19"/>
               </w:rPr>
-              <w:t>http://localhost:8080/swagger-ui.html</w:t>
+              <w:t>http://localhost:8080/api/v1/swagger-ui.html</w:t>
             </w:r>
           </w:p>
         </w:tc>
@@ -1705,7 +1720,7 @@
                 <w:rFonts w:ascii="Segoe UI" w:hAnsi="Segoe UI"/>
                 <w:sz w:val="19"/>
               </w:rPr>
-              <w:t>Giao diện tra cứu và tương tác API trực quan</w:t>
+              <w:t>Giao diện tra cứu và tương tác API trực quan OpenAPI 3.0</w:t>
             </w:r>
           </w:p>
         </w:tc>
@@ -1731,7 +1746,7 @@
               <w:rPr>
                 <w:b/>
               </w:rPr>
-              <w:t>Cơ sở dữ liệu MySQL</w:t>
+              <w:t>H2 Database Console</w:t>
             </w:r>
           </w:p>
         </w:tc>
@@ -1757,6 +1772,98 @@
                 <w:color w:val="B42828"/>
                 <w:sz w:val="19"/>
               </w:rPr>
+              <w:t>http://localhost:8080/api/v1/h2-console</w:t>
+            </w:r>
+          </w:p>
+        </w:tc>
+        <w:tc>
+          <w:tcPr>
+            <w:tcW w:type="dxa" w:w="3120"/>
+            <w:shd w:fill="F8FAFC"/>
+            <w:tcMar>
+              <w:top w:w="120" w:type="dxa"/>
+              <w:bottom w:w="120" w:type="dxa"/>
+              <w:left w:w="160" w:type="dxa"/>
+              <w:right w:w="160" w:type="dxa"/>
+            </w:tcMar>
+            <w:vAlign w:val="center"/>
+          </w:tcPr>
+          <w:p>
+            <w:pPr>
+              <w:spacing w:before="20" w:after="20" w:line="276" w:lineRule="auto"/>
+            </w:pPr>
+            <w:r>
+              <w:rPr>
+                <w:rFonts w:ascii="Segoe UI" w:hAnsi="Segoe UI"/>
+                <w:sz w:val="19"/>
+              </w:rPr>
+              <w:t xml:space="preserve">Bảng điều khiển CSDL H2 In-Memory (JDBC: </w:t>
+            </w:r>
+            <w:r>
+              <w:rPr>
+                <w:rFonts w:ascii="Consolas" w:hAnsi="Consolas"/>
+                <w:color w:val="B42828"/>
+                <w:sz w:val="19"/>
+              </w:rPr>
+              <w:t>jdbc:h2:mem:freelance_db</w:t>
+            </w:r>
+            <w:r>
+              <w:rPr>
+                <w:rFonts w:ascii="Segoe UI" w:hAnsi="Segoe UI"/>
+                <w:sz w:val="19"/>
+              </w:rPr>
+              <w:t>)</w:t>
+            </w:r>
+          </w:p>
+        </w:tc>
+      </w:tr>
+      <w:tr>
+        <w:tc>
+          <w:tcPr>
+            <w:tcW w:type="dxa" w:w="3120"/>
+            <w:shd w:fill="FFFFFF"/>
+            <w:tcMar>
+              <w:top w:w="120" w:type="dxa"/>
+              <w:bottom w:w="120" w:type="dxa"/>
+              <w:left w:w="160" w:type="dxa"/>
+              <w:right w:w="160" w:type="dxa"/>
+            </w:tcMar>
+            <w:vAlign w:val="center"/>
+          </w:tcPr>
+          <w:p>
+            <w:pPr>
+              <w:spacing w:before="20" w:after="20" w:line="276" w:lineRule="auto"/>
+            </w:pPr>
+            <w:r>
+              <w:rPr>
+                <w:b/>
+              </w:rPr>
+              <w:t>Cơ sở dữ liệu MySQL</w:t>
+            </w:r>
+          </w:p>
+        </w:tc>
+        <w:tc>
+          <w:tcPr>
+            <w:tcW w:type="dxa" w:w="3120"/>
+            <w:shd w:fill="FFFFFF"/>
+            <w:tcMar>
+              <w:top w:w="120" w:type="dxa"/>
+              <w:bottom w:w="120" w:type="dxa"/>
+              <w:left w:w="160" w:type="dxa"/>
+              <w:right w:w="160" w:type="dxa"/>
+            </w:tcMar>
+            <w:vAlign w:val="center"/>
+          </w:tcPr>
+          <w:p>
+            <w:pPr>
+              <w:spacing w:before="20" w:after="20" w:line="276" w:lineRule="auto"/>
+            </w:pPr>
+            <w:r>
+              <w:rPr>
+                <w:rFonts w:ascii="Consolas" w:hAnsi="Consolas"/>
+                <w:color w:val="B42828"/>
+                <w:sz w:val="19"/>
+              </w:rPr>
               <w:t>localhost:3306</w:t>
             </w:r>
           </w:p>
@@ -1764,7 +1871,7 @@
         <w:tc>
           <w:tcPr>
             <w:tcW w:type="dxa" w:w="3120"/>
-            <w:shd w:fill="F8FAFC"/>
+            <w:shd w:fill="FFFFFF"/>
             <w:tcMar>
               <w:top w:w="120" w:type="dxa"/>
               <w:bottom w:w="120" w:type="dxa"/>
@@ -1827,7 +1934,7 @@
                 <w:rFonts w:ascii="Segoe UI" w:hAnsi="Segoe UI"/>
                 <w:sz w:val="19"/>
               </w:rPr>
-              <w:t xml:space="preserve"> (1.470 jobs)</w:t>
+              <w:t xml:space="preserve"> (1.470 việc làm)</w:t>
             </w:r>
           </w:p>
         </w:tc>
@@ -1836,7 +1943,7 @@
         <w:tc>
           <w:tcPr>
             <w:tcW w:type="dxa" w:w="3120"/>
-            <w:shd w:fill="FFFFFF"/>
+            <w:shd w:fill="F8FAFC"/>
             <w:tcMar>
               <w:top w:w="120" w:type="dxa"/>
               <w:bottom w:w="120" w:type="dxa"/>
@@ -1860,7 +1967,7 @@
         <w:tc>
           <w:tcPr>
             <w:tcW w:type="dxa" w:w="3120"/>
-            <w:shd w:fill="FFFFFF"/>
+            <w:shd w:fill="F8FAFC"/>
             <w:tcMar>
               <w:top w:w="120" w:type="dxa"/>
               <w:bottom w:w="120" w:type="dxa"/>
@@ -1908,7 +2015,7 @@
         <w:tc>
           <w:tcPr>
             <w:tcW w:type="dxa" w:w="3120"/>
-            <w:shd w:fill="FFFFFF"/>
+            <w:shd w:fill="F8FAFC"/>
             <w:tcMar>
               <w:top w:w="120" w:type="dxa"/>
               <w:bottom w:w="120" w:type="dxa"/>
@@ -1971,7 +2078,7 @@
                 <w:rFonts w:ascii="Segoe UI" w:hAnsi="Segoe UI"/>
                 <w:sz w:val="19"/>
               </w:rPr>
-              <w:t xml:space="preserve"> (1.470 jobs)</w:t>
+              <w:t xml:space="preserve"> (1.470 việc làm)</w:t>
             </w:r>
           </w:p>
         </w:tc>
@@ -2995,6 +3102,221 @@
         <w:t>`</w:t>
       </w:r>
     </w:p>
+    <w:p>
+      <w:pPr>
+        <w:spacing w:before="120" w:after="120"/>
+        <w:pBdr>
+          <w:bottom w:val="single" w:sz="12" w:space="1" w:color="CBD5E1"/>
+        </w:pBdr>
+      </w:pPr>
+    </w:p>
+    <w:p>
+      <w:pPr>
+        <w:pStyle w:val="Heading2"/>
+        <w:spacing w:before="280" w:after="120"/>
+      </w:pPr>
+      <w:r>
+        <w:rPr>
+          <w:rFonts w:ascii="Segoe UI" w:hAnsi="Segoe UI"/>
+          <w:b/>
+          <w:color w:val="4F46E5"/>
+          <w:sz w:val="28"/>
+        </w:rPr>
+        <w:t>6. BỘ DỮ LIỆU THỰC TẾ &amp; TÍNH NĂNG GIAO DIỆN MỚI</w:t>
+      </w:r>
+    </w:p>
+    <w:p>
+      <w:pPr>
+        <w:spacing w:before="40" w:after="40" w:line="276" w:lineRule="auto"/>
+        <w:ind w:left="360"/>
+      </w:pPr>
+      <w:r>
+        <w:rPr>
+          <w:rFonts w:ascii="Segoe UI" w:hAnsi="Segoe UI"/>
+          <w:sz w:val="20"/>
+        </w:rPr>
+        <w:t xml:space="preserve">1. </w:t>
+      </w:r>
+      <w:r>
+        <w:rPr>
+          <w:b/>
+        </w:rPr>
+        <w:t>Bộ dữ liệu việc làm thực tế quy mô lớn (1.470 việc làm):</w:t>
+      </w:r>
+    </w:p>
+    <w:p>
+      <w:pPr>
+        <w:spacing w:before="40" w:after="80" w:line="288" w:lineRule="auto"/>
+      </w:pPr>
+      <w:r>
+        <w:rPr>
+          <w:rFonts w:ascii="Segoe UI" w:hAnsi="Segoe UI"/>
+          <w:sz w:val="21"/>
+        </w:rPr>
+        <w:t xml:space="preserve">   - Bổ sung 20 việc làm mới tại khu vực TP.HCM (Mã: </w:t>
+      </w:r>
+      <w:r>
+        <w:rPr>
+          <w:rFonts w:ascii="Consolas" w:hAnsi="Consolas"/>
+          <w:color w:val="B42828"/>
+          <w:sz w:val="19"/>
+        </w:rPr>
+        <w:t>VJ001451</w:t>
+      </w:r>
+      <w:r>
+        <w:rPr>
+          <w:rFonts w:ascii="Segoe UI" w:hAnsi="Segoe UI"/>
+          <w:sz w:val="21"/>
+        </w:rPr>
+        <w:t xml:space="preserve"> đến </w:t>
+      </w:r>
+      <w:r>
+        <w:rPr>
+          <w:rFonts w:ascii="Consolas" w:hAnsi="Consolas"/>
+          <w:color w:val="B42828"/>
+          <w:sz w:val="19"/>
+        </w:rPr>
+        <w:t>VJ001470</w:t>
+      </w:r>
+      <w:r>
+        <w:rPr>
+          <w:rFonts w:ascii="Segoe UI" w:hAnsi="Segoe UI"/>
+          <w:sz w:val="21"/>
+        </w:rPr>
+        <w:t xml:space="preserve">) được cào và chuẩn hóa từ các nguồn uy tín: </w:t>
+      </w:r>
+      <w:r>
+        <w:rPr>
+          <w:b/>
+        </w:rPr>
+        <w:t>ITviec, TopCV, Shopee Vietnam, VUS, Giao Hàng Tiết Kiệm (GHTK)</w:t>
+      </w:r>
+      <w:r>
+        <w:rPr>
+          <w:rFonts w:ascii="Segoe UI" w:hAnsi="Segoe UI"/>
+          <w:sz w:val="21"/>
+        </w:rPr>
+        <w:t>.</w:t>
+      </w:r>
+    </w:p>
+    <w:p>
+      <w:pPr>
+        <w:spacing w:before="40" w:after="80" w:line="288" w:lineRule="auto"/>
+      </w:pPr>
+      <w:r>
+        <w:rPr>
+          <w:rFonts w:ascii="Segoe UI" w:hAnsi="Segoe UI"/>
+          <w:sz w:val="21"/>
+        </w:rPr>
+        <w:t xml:space="preserve">   - Cơ cấu: 12 việc làm ngành Công nghệ Thông tin (Frontend, Backend, Tester, Data, AI Intern, Mobile...) và 8 việc làm đa ngành (Marketing, Bán hàng, Kế toán, Logistics, Trợ giảng tiếng Anh, Thiết kế đồ họa, CSKH, Nhân sự part-time).</w:t>
+      </w:r>
+    </w:p>
+    <w:p>
+      <w:pPr>
+        <w:spacing w:before="40" w:after="80" w:line="288" w:lineRule="auto"/>
+      </w:pPr>
+      <w:r>
+        <w:rPr>
+          <w:rFonts w:ascii="Segoe UI" w:hAnsi="Segoe UI"/>
+          <w:sz w:val="21"/>
+        </w:rPr>
+        <w:t xml:space="preserve">   - Nạp đồng bộ vào cả 3 hệ CSDL: MySQL 8, PostgreSQL 16/18, và H2 In-Memory.</w:t>
+      </w:r>
+    </w:p>
+    <w:p>
+      <w:pPr>
+        <w:spacing w:before="40" w:after="40" w:line="276" w:lineRule="auto"/>
+        <w:ind w:left="360"/>
+      </w:pPr>
+      <w:r>
+        <w:rPr>
+          <w:rFonts w:ascii="Segoe UI" w:hAnsi="Segoe UI"/>
+          <w:sz w:val="20"/>
+        </w:rPr>
+        <w:t xml:space="preserve">2. </w:t>
+      </w:r>
+      <w:r>
+        <w:rPr>
+          <w:b/>
+        </w:rPr>
+        <w:t>Các tính năng giao diện và trải nghiệm người dùng (UX/UI):</w:t>
+      </w:r>
+    </w:p>
+    <w:p>
+      <w:pPr>
+        <w:spacing w:before="40" w:after="80" w:line="288" w:lineRule="auto"/>
+      </w:pPr>
+      <w:r>
+        <w:rPr>
+          <w:rFonts w:ascii="Segoe UI" w:hAnsi="Segoe UI"/>
+          <w:sz w:val="21"/>
+        </w:rPr>
+        <w:t xml:space="preserve">   - </w:t>
+      </w:r>
+      <w:r>
+        <w:rPr>
+          <w:b/>
+        </w:rPr>
+        <w:t>Chế độ Sáng / Tối (Dark &amp; Light Mode):</w:t>
+      </w:r>
+      <w:r>
+        <w:rPr>
+          <w:rFonts w:ascii="Segoe UI" w:hAnsi="Segoe UI"/>
+          <w:sz w:val="21"/>
+        </w:rPr>
+        <w:t xml:space="preserve"> Nút chuyển đổi tức thì trên thanh điều hướng, tự động lưu cấu hình người dùng vào LocalStorage.</w:t>
+      </w:r>
+    </w:p>
+    <w:p>
+      <w:pPr>
+        <w:spacing w:before="40" w:after="80" w:line="288" w:lineRule="auto"/>
+      </w:pPr>
+      <w:r>
+        <w:rPr>
+          <w:rFonts w:ascii="Segoe UI" w:hAnsi="Segoe UI"/>
+          <w:sz w:val="21"/>
+        </w:rPr>
+        <w:t xml:space="preserve">   - </w:t>
+      </w:r>
+      <w:r>
+        <w:rPr>
+          <w:b/>
+        </w:rPr>
+        <w:t>Hỗ trợ Song ngữ Việt - Anh (i18n):</w:t>
+      </w:r>
+      <w:r>
+        <w:rPr>
+          <w:rFonts w:ascii="Segoe UI" w:hAnsi="Segoe UI"/>
+          <w:sz w:val="21"/>
+        </w:rPr>
+        <w:t xml:space="preserve"> Chuyển đổi ngôn ngữ giao diện mượt mà (VI / EN) cho toàn bộ trang chủ, tìm kiếm, chi tiết công việc, hồ sơ và bảng điều khiển.</w:t>
+      </w:r>
+    </w:p>
+    <w:p>
+      <w:pPr>
+        <w:spacing w:before="40" w:after="80" w:line="288" w:lineRule="auto"/>
+      </w:pPr>
+      <w:r>
+        <w:rPr>
+          <w:rFonts w:ascii="Segoe UI" w:hAnsi="Segoe UI"/>
+          <w:sz w:val="21"/>
+        </w:rPr>
+        <w:t xml:space="preserve">   - </w:t>
+      </w:r>
+      <w:r>
+        <w:rPr>
+          <w:b/>
+        </w:rPr>
+        <w:t>Quản lý Hồ sơ Đa vai trò (Multi-role Profile):</w:t>
+      </w:r>
+      <w:r>
+        <w:rPr>
+          <w:rFonts w:ascii="Segoe UI" w:hAnsi="Segoe UI"/>
+          <w:sz w:val="21"/>
+        </w:rPr>
+        <w:t xml:space="preserve"> Sinh viên, Nhà tuyển dụng và Quản trị viên đều có thể xem và cập nhật hồ sơ cá nhân với giao diện đồng nhất chuẩn Design System.</w:t>
+      </w:r>
+    </w:p>
     <w:sectPr>
       <w:pgSz w:w="12240" w:h="15840"/>
       <w:pgMar w:top="1440" w:right="1440" w:bottom="1440" w:left="1440" w:header="720" w:footer="720" w:gutter="0"/>

--- a/docs/deployment-guide.docx
+++ b/docs/deployment-guide.docx
@@ -3317,6 +3317,506 @@
         <w:t xml:space="preserve"> Sinh viên, Nhà tuyển dụng và Quản trị viên đều có thể xem và cập nhật hồ sơ cá nhân với giao diện đồng nhất chuẩn Design System.</w:t>
       </w:r>
     </w:p>
+    <w:p>
+      <w:pPr>
+        <w:spacing w:before="120" w:after="120"/>
+        <w:pBdr>
+          <w:bottom w:val="single" w:sz="12" w:space="1" w:color="CBD5E1"/>
+        </w:pBdr>
+      </w:pPr>
+    </w:p>
+    <w:p>
+      <w:pPr>
+        <w:pStyle w:val="Heading2"/>
+        <w:spacing w:before="280" w:after="120"/>
+      </w:pPr>
+      <w:r>
+        <w:rPr>
+          <w:rFonts w:ascii="Segoe UI" w:hAnsi="Segoe UI"/>
+          <w:b/>
+          <w:color w:val="4F46E5"/>
+          <w:sz w:val="28"/>
+        </w:rPr>
+        <w:t>7. HƯỚNG DẪN CHẠY BỘ KIỂM THỬ TỰ ĐỘNG (AUTOMATED TEST SUITES)</w:t>
+      </w:r>
+    </w:p>
+    <w:p>
+      <w:pPr>
+        <w:spacing w:before="40" w:after="80" w:line="288" w:lineRule="auto"/>
+      </w:pPr>
+      <w:r>
+        <w:rPr>
+          <w:rFonts w:ascii="Segoe UI" w:hAnsi="Segoe UI"/>
+          <w:sz w:val="21"/>
+        </w:rPr>
+        <w:t>Dự án trang bị trọn bộ các kịch bản kiểm thử tự động từ Unit/Integration Test đến E2E API Regression:</w:t>
+      </w:r>
+    </w:p>
+    <w:p>
+      <w:pPr>
+        <w:pStyle w:val="Heading3"/>
+        <w:spacing w:before="200" w:after="80"/>
+      </w:pPr>
+      <w:r>
+        <w:rPr>
+          <w:rFonts w:ascii="Segoe UI" w:hAnsi="Segoe UI"/>
+          <w:b/>
+          <w:color w:val="0F172A"/>
+          <w:sz w:val="24"/>
+        </w:rPr>
+        <w:t>7.1. Chạy nhanh 1-Click trên Windows</w:t>
+      </w:r>
+    </w:p>
+    <w:p>
+      <w:pPr>
+        <w:pStyle w:val="ListBullet"/>
+        <w:spacing w:before="40" w:after="40" w:line="276" w:lineRule="auto"/>
+      </w:pPr>
+      <w:r>
+        <w:rPr>
+          <w:b/>
+        </w:rPr>
+        <w:t>Kiểm thử Demo Sprint 1 (12 ca):</w:t>
+      </w:r>
+      <w:r>
+        <w:rPr>
+          <w:rFonts w:ascii="Segoe UI" w:hAnsi="Segoe UI"/>
+          <w:sz w:val="20"/>
+        </w:rPr>
+        <w:t xml:space="preserve"> Nhấp đúp </w:t>
+      </w:r>
+      <w:r>
+        <w:rPr>
+          <w:rFonts w:ascii="Consolas" w:hAnsi="Consolas"/>
+          <w:color w:val="B42828"/>
+          <w:sz w:val="19"/>
+        </w:rPr>
+        <w:t>test_sprint1_demo.bat</w:t>
+      </w:r>
+      <w:r>
+        <w:rPr>
+          <w:rFonts w:ascii="Segoe UI" w:hAnsi="Segoe UI"/>
+          <w:sz w:val="20"/>
+        </w:rPr>
+        <w:t xml:space="preserve"> hoặc chạy:</w:t>
+      </w:r>
+    </w:p>
+    <w:p>
+      <w:pPr>
+        <w:spacing w:before="40" w:after="80" w:line="288" w:lineRule="auto"/>
+      </w:pPr>
+      <w:r>
+        <w:rPr>
+          <w:rFonts w:ascii="Segoe UI" w:hAnsi="Segoe UI"/>
+          <w:sz w:val="21"/>
+        </w:rPr>
+        <w:t xml:space="preserve">  </w:t>
+      </w:r>
+      <w:r>
+        <w:rPr>
+          <w:rFonts w:ascii="Consolas" w:hAnsi="Consolas"/>
+          <w:color w:val="B42828"/>
+          <w:sz w:val="19"/>
+        </w:rPr>
+      </w:r>
+      <w:r>
+        <w:rPr>
+          <w:rFonts w:ascii="Segoe UI" w:hAnsi="Segoe UI"/>
+          <w:sz w:val="21"/>
+        </w:rPr>
+        <w:t>`bash</w:t>
+      </w:r>
+    </w:p>
+    <w:p>
+      <w:pPr>
+        <w:spacing w:before="40" w:after="80" w:line="288" w:lineRule="auto"/>
+      </w:pPr>
+      <w:r>
+        <w:rPr>
+          <w:rFonts w:ascii="Segoe UI" w:hAnsi="Segoe UI"/>
+          <w:sz w:val="21"/>
+        </w:rPr>
+        <w:t xml:space="preserve">  python dataset/test_sprint1_demo.py</w:t>
+      </w:r>
+    </w:p>
+    <w:p>
+      <w:pPr>
+        <w:spacing w:before="40" w:after="80" w:line="288" w:lineRule="auto"/>
+      </w:pPr>
+      <w:r>
+        <w:rPr>
+          <w:rFonts w:ascii="Segoe UI" w:hAnsi="Segoe UI"/>
+          <w:sz w:val="21"/>
+        </w:rPr>
+        <w:t xml:space="preserve">  </w:t>
+      </w:r>
+      <w:r>
+        <w:rPr>
+          <w:rFonts w:ascii="Consolas" w:hAnsi="Consolas"/>
+          <w:color w:val="B42828"/>
+          <w:sz w:val="19"/>
+        </w:rPr>
+      </w:r>
+      <w:r>
+        <w:rPr>
+          <w:rFonts w:ascii="Segoe UI" w:hAnsi="Segoe UI"/>
+          <w:sz w:val="21"/>
+        </w:rPr>
+        <w:t>`</w:t>
+      </w:r>
+    </w:p>
+    <w:p>
+      <w:pPr>
+        <w:pStyle w:val="ListBullet"/>
+        <w:spacing w:before="40" w:after="40" w:line="276" w:lineRule="auto"/>
+      </w:pPr>
+      <w:r>
+        <w:rPr>
+          <w:b/>
+        </w:rPr>
+        <w:t>Kiểm thử Tích hợp Sprint 2 (18 ca):</w:t>
+      </w:r>
+      <w:r>
+        <w:rPr>
+          <w:rFonts w:ascii="Segoe UI" w:hAnsi="Segoe UI"/>
+          <w:sz w:val="20"/>
+        </w:rPr>
+        <w:t xml:space="preserve"> Nhấp đúp </w:t>
+      </w:r>
+      <w:r>
+        <w:rPr>
+          <w:rFonts w:ascii="Consolas" w:hAnsi="Consolas"/>
+          <w:color w:val="B42828"/>
+          <w:sz w:val="19"/>
+        </w:rPr>
+        <w:t>test_sprint2_integration.bat</w:t>
+      </w:r>
+      <w:r>
+        <w:rPr>
+          <w:rFonts w:ascii="Segoe UI" w:hAnsi="Segoe UI"/>
+          <w:sz w:val="20"/>
+        </w:rPr>
+        <w:t xml:space="preserve"> hoặc chạy:</w:t>
+      </w:r>
+    </w:p>
+    <w:p>
+      <w:pPr>
+        <w:spacing w:before="40" w:after="80" w:line="288" w:lineRule="auto"/>
+      </w:pPr>
+      <w:r>
+        <w:rPr>
+          <w:rFonts w:ascii="Segoe UI" w:hAnsi="Segoe UI"/>
+          <w:sz w:val="21"/>
+        </w:rPr>
+        <w:t xml:space="preserve">  </w:t>
+      </w:r>
+      <w:r>
+        <w:rPr>
+          <w:rFonts w:ascii="Consolas" w:hAnsi="Consolas"/>
+          <w:color w:val="B42828"/>
+          <w:sz w:val="19"/>
+        </w:rPr>
+      </w:r>
+      <w:r>
+        <w:rPr>
+          <w:rFonts w:ascii="Segoe UI" w:hAnsi="Segoe UI"/>
+          <w:sz w:val="21"/>
+        </w:rPr>
+        <w:t>`bash</w:t>
+      </w:r>
+    </w:p>
+    <w:p>
+      <w:pPr>
+        <w:spacing w:before="40" w:after="80" w:line="288" w:lineRule="auto"/>
+      </w:pPr>
+      <w:r>
+        <w:rPr>
+          <w:rFonts w:ascii="Segoe UI" w:hAnsi="Segoe UI"/>
+          <w:sz w:val="21"/>
+        </w:rPr>
+        <w:t xml:space="preserve">  python dataset/test_sprint2_integration.py</w:t>
+      </w:r>
+    </w:p>
+    <w:p>
+      <w:pPr>
+        <w:spacing w:before="40" w:after="80" w:line="288" w:lineRule="auto"/>
+      </w:pPr>
+      <w:r>
+        <w:rPr>
+          <w:rFonts w:ascii="Segoe UI" w:hAnsi="Segoe UI"/>
+          <w:sz w:val="21"/>
+        </w:rPr>
+        <w:t xml:space="preserve">  </w:t>
+      </w:r>
+      <w:r>
+        <w:rPr>
+          <w:rFonts w:ascii="Consolas" w:hAnsi="Consolas"/>
+          <w:color w:val="B42828"/>
+          <w:sz w:val="19"/>
+        </w:rPr>
+      </w:r>
+      <w:r>
+        <w:rPr>
+          <w:rFonts w:ascii="Segoe UI" w:hAnsi="Segoe UI"/>
+          <w:sz w:val="21"/>
+        </w:rPr>
+        <w:t>`</w:t>
+      </w:r>
+    </w:p>
+    <w:p>
+      <w:pPr>
+        <w:pStyle w:val="ListBullet"/>
+        <w:spacing w:before="40" w:after="40" w:line="276" w:lineRule="auto"/>
+      </w:pPr>
+      <w:r>
+        <w:rPr>
+          <w:b/>
+        </w:rPr>
+        <w:t>Kiểm thử Toàn diện Hệ thống (70 ca kiểm thử):</w:t>
+      </w:r>
+      <w:r>
+        <w:rPr>
+          <w:rFonts w:ascii="Segoe UI" w:hAnsi="Segoe UI"/>
+          <w:sz w:val="20"/>
+        </w:rPr>
+        <w:t xml:space="preserve"> Nhấp đúp </w:t>
+      </w:r>
+      <w:r>
+        <w:rPr>
+          <w:rFonts w:ascii="Consolas" w:hAnsi="Consolas"/>
+          <w:color w:val="B42828"/>
+          <w:sz w:val="19"/>
+        </w:rPr>
+        <w:t>run_all_tests.bat</w:t>
+      </w:r>
+      <w:r>
+        <w:rPr>
+          <w:rFonts w:ascii="Segoe UI" w:hAnsi="Segoe UI"/>
+          <w:sz w:val="20"/>
+        </w:rPr>
+        <w:t xml:space="preserve"> hoặc chạy:</w:t>
+      </w:r>
+    </w:p>
+    <w:p>
+      <w:pPr>
+        <w:spacing w:before="40" w:after="80" w:line="288" w:lineRule="auto"/>
+      </w:pPr>
+      <w:r>
+        <w:rPr>
+          <w:rFonts w:ascii="Segoe UI" w:hAnsi="Segoe UI"/>
+          <w:sz w:val="21"/>
+        </w:rPr>
+        <w:t xml:space="preserve">  </w:t>
+      </w:r>
+      <w:r>
+        <w:rPr>
+          <w:rFonts w:ascii="Consolas" w:hAnsi="Consolas"/>
+          <w:color w:val="B42828"/>
+          <w:sz w:val="19"/>
+        </w:rPr>
+      </w:r>
+      <w:r>
+        <w:rPr>
+          <w:rFonts w:ascii="Segoe UI" w:hAnsi="Segoe UI"/>
+          <w:sz w:val="21"/>
+        </w:rPr>
+        <w:t>`bash</w:t>
+      </w:r>
+    </w:p>
+    <w:p>
+      <w:pPr>
+        <w:spacing w:before="40" w:after="80" w:line="288" w:lineRule="auto"/>
+      </w:pPr>
+      <w:r>
+        <w:rPr>
+          <w:rFonts w:ascii="Segoe UI" w:hAnsi="Segoe UI"/>
+          <w:sz w:val="21"/>
+        </w:rPr>
+        <w:t xml:space="preserve">  python dataset/run_all_tests.py</w:t>
+      </w:r>
+    </w:p>
+    <w:p>
+      <w:pPr>
+        <w:spacing w:before="40" w:after="80" w:line="288" w:lineRule="auto"/>
+      </w:pPr>
+      <w:r>
+        <w:rPr>
+          <w:rFonts w:ascii="Segoe UI" w:hAnsi="Segoe UI"/>
+          <w:sz w:val="21"/>
+        </w:rPr>
+        <w:t xml:space="preserve">  </w:t>
+      </w:r>
+      <w:r>
+        <w:rPr>
+          <w:rFonts w:ascii="Consolas" w:hAnsi="Consolas"/>
+          <w:color w:val="B42828"/>
+          <w:sz w:val="19"/>
+        </w:rPr>
+      </w:r>
+      <w:r>
+        <w:rPr>
+          <w:rFonts w:ascii="Segoe UI" w:hAnsi="Segoe UI"/>
+          <w:sz w:val="21"/>
+        </w:rPr>
+        <w:t>`</w:t>
+      </w:r>
+    </w:p>
+    <w:p>
+      <w:pPr>
+        <w:pStyle w:val="Heading3"/>
+        <w:spacing w:before="200" w:after="80"/>
+      </w:pPr>
+      <w:r>
+        <w:rPr>
+          <w:rFonts w:ascii="Segoe UI" w:hAnsi="Segoe UI"/>
+          <w:b/>
+          <w:color w:val="0F172A"/>
+          <w:sz w:val="24"/>
+        </w:rPr>
+        <w:t>7.2. Chạy Unit &amp; Integration Test Backend (JUnit 5 + Mockito)</w:t>
+      </w:r>
+    </w:p>
+    <w:p>
+      <w:pPr>
+        <w:spacing w:before="40" w:after="80" w:line="288" w:lineRule="auto"/>
+      </w:pPr>
+      <w:r>
+        <w:rPr>
+          <w:rFonts w:ascii="Segoe UI" w:hAnsi="Segoe UI"/>
+          <w:sz w:val="21"/>
+        </w:rPr>
+        <w:t xml:space="preserve">Tại thư mục </w:t>
+      </w:r>
+      <w:r>
+        <w:rPr>
+          <w:rFonts w:ascii="Consolas" w:hAnsi="Consolas"/>
+          <w:color w:val="B42828"/>
+          <w:sz w:val="19"/>
+        </w:rPr>
+        <w:t>backend/</w:t>
+      </w:r>
+      <w:r>
+        <w:rPr>
+          <w:rFonts w:ascii="Segoe UI" w:hAnsi="Segoe UI"/>
+          <w:sz w:val="21"/>
+        </w:rPr>
+        <w:t>, thực thi lệnh Maven:</w:t>
+      </w:r>
+    </w:p>
+    <w:p>
+      <w:pPr>
+        <w:spacing w:before="80" w:after="160"/>
+        <w:ind w:left="360" w:right="360"/>
+        <w:pBdr>
+          <w:left w:val="single" w:sz="24" w:space="8" w:color="4F46E5"/>
+        </w:pBdr>
+        <w:shd w:fill="F8FAFC"/>
+      </w:pPr>
+      <w:r>
+        <w:rPr>
+          <w:rFonts w:ascii="Consolas" w:hAnsi="Consolas"/>
+          <w:color w:val="1E293B"/>
+          <w:sz w:val="18"/>
+        </w:rPr>
+        <w:t>mvn clean test</w:t>
+      </w:r>
+    </w:p>
+    <w:p>
+      <w:pPr>
+        <w:spacing w:before="40" w:after="80" w:line="288" w:lineRule="auto"/>
+      </w:pPr>
+      <w:r>
+        <w:rPr>
+          <w:i/>
+        </w:rPr>
+        <w:t>Kết quả:</w:t>
+      </w:r>
+      <w:r>
+        <w:rPr>
+          <w:rFonts w:ascii="Segoe UI" w:hAnsi="Segoe UI"/>
+          <w:sz w:val="21"/>
+        </w:rPr>
+        <w:t xml:space="preserve"> 45/45 tests Passed (</w:t>
+      </w:r>
+      <w:r>
+        <w:rPr>
+          <w:rFonts w:ascii="Consolas" w:hAnsi="Consolas"/>
+          <w:color w:val="B42828"/>
+          <w:sz w:val="19"/>
+        </w:rPr>
+        <w:t>BUILD SUCCESS</w:t>
+      </w:r>
+      <w:r>
+        <w:rPr>
+          <w:rFonts w:ascii="Segoe UI" w:hAnsi="Segoe UI"/>
+          <w:sz w:val="21"/>
+        </w:rPr>
+        <w:t>), kiểm tra trọn vẹn AuthService, JobService, ApplicationService, ReviewService và các REST Controllers.</w:t>
+      </w:r>
+    </w:p>
+    <w:p>
+      <w:pPr>
+        <w:pStyle w:val="Heading3"/>
+        <w:spacing w:before="200" w:after="80"/>
+      </w:pPr>
+      <w:r>
+        <w:rPr>
+          <w:rFonts w:ascii="Segoe UI" w:hAnsi="Segoe UI"/>
+          <w:b/>
+          <w:color w:val="0F172A"/>
+          <w:sz w:val="24"/>
+        </w:rPr>
+        <w:t>7.3. Chạy kiểm thử Postman API Collection</w:t>
+      </w:r>
+    </w:p>
+    <w:p>
+      <w:pPr>
+        <w:spacing w:before="40" w:after="80" w:line="288" w:lineRule="auto"/>
+      </w:pPr>
+      <w:r>
+        <w:rPr>
+          <w:rFonts w:ascii="Segoe UI" w:hAnsi="Segoe UI"/>
+          <w:sz w:val="21"/>
+        </w:rPr>
+        <w:t>Tại thư mục gốc, chạy thông qua công cụ Newman:</w:t>
+      </w:r>
+    </w:p>
+    <w:p>
+      <w:pPr>
+        <w:spacing w:before="80" w:after="160"/>
+        <w:ind w:left="360" w:right="360"/>
+        <w:pBdr>
+          <w:left w:val="single" w:sz="24" w:space="8" w:color="4F46E5"/>
+        </w:pBdr>
+        <w:shd w:fill="F8FAFC"/>
+      </w:pPr>
+      <w:r>
+        <w:rPr>
+          <w:rFonts w:ascii="Consolas" w:hAnsi="Consolas"/>
+          <w:color w:val="1E293B"/>
+          <w:sz w:val="18"/>
+        </w:rPr>
+        <w:t>newman run docs/test/postman/parttime-marketplace.postman_collection.json -e docs/test/postman/marketplace_environment.json</w:t>
+      </w:r>
+    </w:p>
+    <w:p>
+      <w:pPr>
+        <w:spacing w:before="40" w:after="80" w:line="288" w:lineRule="auto"/>
+      </w:pPr>
+      <w:r>
+        <w:rPr>
+          <w:i/>
+        </w:rPr>
+        <w:t>Kết quả:</w:t>
+      </w:r>
+      <w:r>
+        <w:rPr>
+          <w:rFonts w:ascii="Segoe UI" w:hAnsi="Segoe UI"/>
+          <w:sz w:val="21"/>
+        </w:rPr>
+        <w:t xml:space="preserve"> 15/15 kịch bản API tự động pass 100%.</w:t>
+      </w:r>
+    </w:p>
     <w:sectPr>
       <w:pgSz w:w="12240" w:h="15840"/>
       <w:pgMar w:top="1440" w:right="1440" w:bottom="1440" w:left="1440" w:header="720" w:footer="720" w:gutter="0"/>

--- a/docs/deployment-guide.docx
+++ b/docs/deployment-guide.docx
@@ -2654,7 +2654,7 @@
                 <w:rFonts w:ascii="Segoe UI" w:hAnsi="Segoe UI"/>
                 <w:sz w:val="19"/>
               </w:rPr>
-              <w:t>Nguyễn Tấn Tài</w:t>
+              <w:t>Phạm Công Tài</w:t>
             </w:r>
           </w:p>
         </w:tc>
@@ -2858,7 +2858,7 @@
                 <w:rFonts w:ascii="Segoe UI" w:hAnsi="Segoe UI"/>
                 <w:sz w:val="19"/>
               </w:rPr>
-              <w:t>Hoàng Bảo Long</w:t>
+              <w:t>Phan Văn Hoàng Long</w:t>
             </w:r>
           </w:p>
         </w:tc>
